--- a/Malumotnoma_Oktyabr_2026_Kamolov_M_qisqa.docx
+++ b/Malumotnoma_Oktyabr_2026_Kamolov_M_qisqa.docx
@@ -214,6 +214,54 @@
               </w:rPr>
               <w:t xml:space="preserve">«@JizzaxKiberT_bot» kiberxavfsizlik platformasi va undan foydalanish tartibi haqidagi Reels videorolik g‘oyasi va ssenariysi ishlab chiqildi.</w:t>
             </w:r>
+            <w:r>
+              <w:rPr>
+                <w:rFonts w:ascii="Times New Roman" w:hAnsi="Times New Roman" w:cs="Times New Roman"/>
+                <w:sz w:val="24"/>
+                <w:szCs w:val="24"/>
+              </w:rPr>
+              <w:t xml:space="preserve"> Havolalar: Telegram – </w:t>
+            </w:r>
+            <w:hyperlink r:id="rId9001" w:history="1">
+              <w:r>
+                <w:rPr>
+                  <w:rFonts w:ascii="Times New Roman" w:hAnsi="Times New Roman" w:cs="Times New Roman"/>
+                  <w:color w:val="0000FF"/>
+                  <w:sz w:val="24"/>
+                  <w:szCs w:val="24"/>
+                  <w:u w:val="single"/>
+                </w:rPr>
+                <w:t>https://t.me/jizzax_kiber/581</w:t>
+              </w:r>
+            </w:hyperlink>
+            <w:r>
+              <w:rPr>
+                <w:rFonts w:ascii="Times New Roman" w:hAnsi="Times New Roman" w:cs="Times New Roman"/>
+                <w:sz w:val="24"/>
+                <w:szCs w:val="24"/>
+              </w:rPr>
+              <w:t xml:space="preserve">; Instagram – </w:t>
+            </w:r>
+            <w:hyperlink r:id="rId9002" w:history="1">
+              <w:r>
+                <w:rPr>
+                  <w:rFonts w:ascii="Times New Roman" w:hAnsi="Times New Roman" w:cs="Times New Roman"/>
+                  <w:color w:val="0000FF"/>
+                  <w:sz w:val="24"/>
+                  <w:szCs w:val="24"/>
+                  <w:u w:val="single"/>
+                </w:rPr>
+                <w:t>https://www.instagram.com/reel/DdWXiiOuLBN/?cplk=aThmZGpzbTEzd2d4</w:t>
+              </w:r>
+            </w:hyperlink>
+            <w:r>
+              <w:rPr>
+                <w:rFonts w:ascii="Times New Roman" w:hAnsi="Times New Roman" w:cs="Times New Roman"/>
+                <w:sz w:val="24"/>
+                <w:szCs w:val="24"/>
+              </w:rPr>
+              <w:t xml:space="preserve">.</w:t>
+            </w:r>
           </w:p>
         </w:tc>
         <w:tc>
@@ -289,6 +337,54 @@
               </w:rPr>
               <w:t xml:space="preserve">«@JizzaxKiberT_bot» kiberxavfsizlik platformasi va undan foydalanish tartibi haqidagi Reels videorolik tasvirga olindi.</w:t>
             </w:r>
+            <w:r>
+              <w:rPr>
+                <w:rFonts w:ascii="Times New Roman" w:hAnsi="Times New Roman" w:cs="Times New Roman"/>
+                <w:sz w:val="24"/>
+                <w:szCs w:val="24"/>
+              </w:rPr>
+              <w:t xml:space="preserve"> Havolalar: Telegram – </w:t>
+            </w:r>
+            <w:hyperlink r:id="rId9003" w:history="1">
+              <w:r>
+                <w:rPr>
+                  <w:rFonts w:ascii="Times New Roman" w:hAnsi="Times New Roman" w:cs="Times New Roman"/>
+                  <w:color w:val="0000FF"/>
+                  <w:sz w:val="24"/>
+                  <w:szCs w:val="24"/>
+                  <w:u w:val="single"/>
+                </w:rPr>
+                <w:t>https://t.me/jizzax_kiber/581</w:t>
+              </w:r>
+            </w:hyperlink>
+            <w:r>
+              <w:rPr>
+                <w:rFonts w:ascii="Times New Roman" w:hAnsi="Times New Roman" w:cs="Times New Roman"/>
+                <w:sz w:val="24"/>
+                <w:szCs w:val="24"/>
+              </w:rPr>
+              <w:t xml:space="preserve">; Instagram – </w:t>
+            </w:r>
+            <w:hyperlink r:id="rId9004" w:history="1">
+              <w:r>
+                <w:rPr>
+                  <w:rFonts w:ascii="Times New Roman" w:hAnsi="Times New Roman" w:cs="Times New Roman"/>
+                  <w:color w:val="0000FF"/>
+                  <w:sz w:val="24"/>
+                  <w:szCs w:val="24"/>
+                  <w:u w:val="single"/>
+                </w:rPr>
+                <w:t>https://www.instagram.com/reel/DdWXiiOuLBN/?cplk=aThmZGpzbTEzd2d4</w:t>
+              </w:r>
+            </w:hyperlink>
+            <w:r>
+              <w:rPr>
+                <w:rFonts w:ascii="Times New Roman" w:hAnsi="Times New Roman" w:cs="Times New Roman"/>
+                <w:sz w:val="24"/>
+                <w:szCs w:val="24"/>
+              </w:rPr>
+              <w:t xml:space="preserve">.</w:t>
+            </w:r>
           </w:p>
         </w:tc>
         <w:tc>
@@ -364,6 +460,54 @@
               </w:rPr>
               <w:t xml:space="preserve">Telegram orqali yuboriladigan soxta to‘y taklifnomalari ko‘rinishidagi zararli APK fayllar haqidagi Reels videorolik g‘oyasi va ssenariysi ishlab chiqildi.</w:t>
             </w:r>
+            <w:r>
+              <w:rPr>
+                <w:rFonts w:ascii="Times New Roman" w:hAnsi="Times New Roman" w:cs="Times New Roman"/>
+                <w:sz w:val="24"/>
+                <w:szCs w:val="24"/>
+              </w:rPr>
+              <w:t xml:space="preserve"> Havolalar: Telegram – </w:t>
+            </w:r>
+            <w:hyperlink r:id="rId9005" w:history="1">
+              <w:r>
+                <w:rPr>
+                  <w:rFonts w:ascii="Times New Roman" w:hAnsi="Times New Roman" w:cs="Times New Roman"/>
+                  <w:color w:val="0000FF"/>
+                  <w:sz w:val="24"/>
+                  <w:szCs w:val="24"/>
+                  <w:u w:val="single"/>
+                </w:rPr>
+                <w:t>https://t.me/jizzax_kiber/601</w:t>
+              </w:r>
+            </w:hyperlink>
+            <w:r>
+              <w:rPr>
+                <w:rFonts w:ascii="Times New Roman" w:hAnsi="Times New Roman" w:cs="Times New Roman"/>
+                <w:sz w:val="24"/>
+                <w:szCs w:val="24"/>
+              </w:rPr>
+              <w:t xml:space="preserve">; Instagram – </w:t>
+            </w:r>
+            <w:hyperlink r:id="rId9006" w:history="1">
+              <w:r>
+                <w:rPr>
+                  <w:rFonts w:ascii="Times New Roman" w:hAnsi="Times New Roman" w:cs="Times New Roman"/>
+                  <w:color w:val="0000FF"/>
+                  <w:sz w:val="24"/>
+                  <w:szCs w:val="24"/>
+                  <w:u w:val="single"/>
+                </w:rPr>
+                <w:t>https://www.instagram.com/reel/DdsjwQPIFTR/?exln=MTM0YW05em9nc2x6NA==</w:t>
+              </w:r>
+            </w:hyperlink>
+            <w:r>
+              <w:rPr>
+                <w:rFonts w:ascii="Times New Roman" w:hAnsi="Times New Roman" w:cs="Times New Roman"/>
+                <w:sz w:val="24"/>
+                <w:szCs w:val="24"/>
+              </w:rPr>
+              <w:t xml:space="preserve">.</w:t>
+            </w:r>
           </w:p>
         </w:tc>
         <w:tc>
@@ -439,6 +583,54 @@
               </w:rPr>
               <w:t xml:space="preserve">Telegram orqali yuboriladigan soxta to‘y taklifnomalari ko‘rinishidagi zararli APK fayllar haqidagi Reels videorolik tasvirga olindi.</w:t>
             </w:r>
+            <w:r>
+              <w:rPr>
+                <w:rFonts w:ascii="Times New Roman" w:hAnsi="Times New Roman" w:cs="Times New Roman"/>
+                <w:sz w:val="24"/>
+                <w:szCs w:val="24"/>
+              </w:rPr>
+              <w:t xml:space="preserve"> Havolalar: Telegram – </w:t>
+            </w:r>
+            <w:hyperlink r:id="rId9007" w:history="1">
+              <w:r>
+                <w:rPr>
+                  <w:rFonts w:ascii="Times New Roman" w:hAnsi="Times New Roman" w:cs="Times New Roman"/>
+                  <w:color w:val="0000FF"/>
+                  <w:sz w:val="24"/>
+                  <w:szCs w:val="24"/>
+                  <w:u w:val="single"/>
+                </w:rPr>
+                <w:t>https://t.me/jizzax_kiber/601</w:t>
+              </w:r>
+            </w:hyperlink>
+            <w:r>
+              <w:rPr>
+                <w:rFonts w:ascii="Times New Roman" w:hAnsi="Times New Roman" w:cs="Times New Roman"/>
+                <w:sz w:val="24"/>
+                <w:szCs w:val="24"/>
+              </w:rPr>
+              <w:t xml:space="preserve">; Instagram – </w:t>
+            </w:r>
+            <w:hyperlink r:id="rId9008" w:history="1">
+              <w:r>
+                <w:rPr>
+                  <w:rFonts w:ascii="Times New Roman" w:hAnsi="Times New Roman" w:cs="Times New Roman"/>
+                  <w:color w:val="0000FF"/>
+                  <w:sz w:val="24"/>
+                  <w:szCs w:val="24"/>
+                  <w:u w:val="single"/>
+                </w:rPr>
+                <w:t>https://www.instagram.com/reel/DdsjwQPIFTR/?exln=MTM0YW05em9nc2x6NA==</w:t>
+              </w:r>
+            </w:hyperlink>
+            <w:r>
+              <w:rPr>
+                <w:rFonts w:ascii="Times New Roman" w:hAnsi="Times New Roman" w:cs="Times New Roman"/>
+                <w:sz w:val="24"/>
+                <w:szCs w:val="24"/>
+              </w:rPr>
+              <w:t xml:space="preserve">.</w:t>
+            </w:r>
           </w:p>
         </w:tc>
         <w:tc>
@@ -514,6 +706,54 @@
               </w:rPr>
               <w:t xml:space="preserve">Internet orqali mablag‘larni ko‘paytirishni va’da qiluvchi firibgarlik sxemalari haqidagi Reels videorolikning rus tilidagi varianti uchun ssenariy moslashtirildi.</w:t>
             </w:r>
+            <w:r>
+              <w:rPr>
+                <w:rFonts w:ascii="Times New Roman" w:hAnsi="Times New Roman" w:cs="Times New Roman"/>
+                <w:sz w:val="24"/>
+                <w:szCs w:val="24"/>
+              </w:rPr>
+              <w:t xml:space="preserve"> Havolalar: Telegram – </w:t>
+            </w:r>
+            <w:hyperlink r:id="rId9009" w:history="1">
+              <w:r>
+                <w:rPr>
+                  <w:rFonts w:ascii="Times New Roman" w:hAnsi="Times New Roman" w:cs="Times New Roman"/>
+                  <w:color w:val="0000FF"/>
+                  <w:sz w:val="24"/>
+                  <w:szCs w:val="24"/>
+                  <w:u w:val="single"/>
+                </w:rPr>
+                <w:t>https://t.me/jizzax_kiber/598?single</w:t>
+              </w:r>
+            </w:hyperlink>
+            <w:r>
+              <w:rPr>
+                <w:rFonts w:ascii="Times New Roman" w:hAnsi="Times New Roman" w:cs="Times New Roman"/>
+                <w:sz w:val="24"/>
+                <w:szCs w:val="24"/>
+              </w:rPr>
+              <w:t xml:space="preserve">; Instagram – </w:t>
+            </w:r>
+            <w:hyperlink r:id="rId9010" w:history="1">
+              <w:r>
+                <w:rPr>
+                  <w:rFonts w:ascii="Times New Roman" w:hAnsi="Times New Roman" w:cs="Times New Roman"/>
+                  <w:color w:val="0000FF"/>
+                  <w:sz w:val="24"/>
+                  <w:szCs w:val="24"/>
+                  <w:u w:val="single"/>
+                </w:rPr>
+                <w:t>https://www.instagram.com/reel/DdqIEHKuw6u/?mdxt=dWlqYW5zcW1wb3Rk</w:t>
+              </w:r>
+            </w:hyperlink>
+            <w:r>
+              <w:rPr>
+                <w:rFonts w:ascii="Times New Roman" w:hAnsi="Times New Roman" w:cs="Times New Roman"/>
+                <w:sz w:val="24"/>
+                <w:szCs w:val="24"/>
+              </w:rPr>
+              <w:t xml:space="preserve">.</w:t>
+            </w:r>
           </w:p>
         </w:tc>
         <w:tc>
@@ -589,6 +829,54 @@
               </w:rPr>
               <w:t xml:space="preserve">Internet orqali mablag‘larni ko‘paytirishni va’da qiluvchi firibgarlik sxemalari haqidagi Reels videorolikning rus tilidagi varianti tasvirga olindi.</w:t>
             </w:r>
+            <w:r>
+              <w:rPr>
+                <w:rFonts w:ascii="Times New Roman" w:hAnsi="Times New Roman" w:cs="Times New Roman"/>
+                <w:sz w:val="24"/>
+                <w:szCs w:val="24"/>
+              </w:rPr>
+              <w:t xml:space="preserve"> Havolalar: Telegram – </w:t>
+            </w:r>
+            <w:hyperlink r:id="rId9011" w:history="1">
+              <w:r>
+                <w:rPr>
+                  <w:rFonts w:ascii="Times New Roman" w:hAnsi="Times New Roman" w:cs="Times New Roman"/>
+                  <w:color w:val="0000FF"/>
+                  <w:sz w:val="24"/>
+                  <w:szCs w:val="24"/>
+                  <w:u w:val="single"/>
+                </w:rPr>
+                <w:t>https://t.me/jizzax_kiber/598?single</w:t>
+              </w:r>
+            </w:hyperlink>
+            <w:r>
+              <w:rPr>
+                <w:rFonts w:ascii="Times New Roman" w:hAnsi="Times New Roman" w:cs="Times New Roman"/>
+                <w:sz w:val="24"/>
+                <w:szCs w:val="24"/>
+              </w:rPr>
+              <w:t xml:space="preserve">; Instagram – </w:t>
+            </w:r>
+            <w:hyperlink r:id="rId9012" w:history="1">
+              <w:r>
+                <w:rPr>
+                  <w:rFonts w:ascii="Times New Roman" w:hAnsi="Times New Roman" w:cs="Times New Roman"/>
+                  <w:color w:val="0000FF"/>
+                  <w:sz w:val="24"/>
+                  <w:szCs w:val="24"/>
+                  <w:u w:val="single"/>
+                </w:rPr>
+                <w:t>https://www.instagram.com/reel/DdqIEHKuw6u/?mdxt=dWlqYW5zcW1wb3Rk</w:t>
+              </w:r>
+            </w:hyperlink>
+            <w:r>
+              <w:rPr>
+                <w:rFonts w:ascii="Times New Roman" w:hAnsi="Times New Roman" w:cs="Times New Roman"/>
+                <w:sz w:val="24"/>
+                <w:szCs w:val="24"/>
+              </w:rPr>
+              <w:t xml:space="preserve">.</w:t>
+            </w:r>
           </w:p>
         </w:tc>
         <w:tc>
@@ -664,6 +952,54 @@
               </w:rPr>
               <w:t xml:space="preserve">Internet orqali mablag‘larni ko‘paytirishni va’da qiluvchi firibgarlik sxemalari haqidagi Reels videorolikning ingliz tilidagi varianti uchun ssenariy moslashtirildi.</w:t>
             </w:r>
+            <w:r>
+              <w:rPr>
+                <w:rFonts w:ascii="Times New Roman" w:hAnsi="Times New Roman" w:cs="Times New Roman"/>
+                <w:sz w:val="24"/>
+                <w:szCs w:val="24"/>
+              </w:rPr>
+              <w:t xml:space="preserve"> Havolalar: Telegram – </w:t>
+            </w:r>
+            <w:hyperlink r:id="rId9013" w:history="1">
+              <w:r>
+                <w:rPr>
+                  <w:rFonts w:ascii="Times New Roman" w:hAnsi="Times New Roman" w:cs="Times New Roman"/>
+                  <w:color w:val="0000FF"/>
+                  <w:sz w:val="24"/>
+                  <w:szCs w:val="24"/>
+                  <w:u w:val="single"/>
+                </w:rPr>
+                <w:t>https://t.me/jizzax_kiber/599?single</w:t>
+              </w:r>
+            </w:hyperlink>
+            <w:r>
+              <w:rPr>
+                <w:rFonts w:ascii="Times New Roman" w:hAnsi="Times New Roman" w:cs="Times New Roman"/>
+                <w:sz w:val="24"/>
+                <w:szCs w:val="24"/>
+              </w:rPr>
+              <w:t xml:space="preserve">; Instagram – </w:t>
+            </w:r>
+            <w:hyperlink r:id="rId9014" w:history="1">
+              <w:r>
+                <w:rPr>
+                  <w:rFonts w:ascii="Times New Roman" w:hAnsi="Times New Roman" w:cs="Times New Roman"/>
+                  <w:color w:val="0000FF"/>
+                  <w:sz w:val="24"/>
+                  <w:szCs w:val="24"/>
+                  <w:u w:val="single"/>
+                </w:rPr>
+                <w:t>https://www.instagram.com/reel/DdqIEHKuw6u/?mdxt=dWlqYW5zcW1wb3Rk</w:t>
+              </w:r>
+            </w:hyperlink>
+            <w:r>
+              <w:rPr>
+                <w:rFonts w:ascii="Times New Roman" w:hAnsi="Times New Roman" w:cs="Times New Roman"/>
+                <w:sz w:val="24"/>
+                <w:szCs w:val="24"/>
+              </w:rPr>
+              <w:t xml:space="preserve">.</w:t>
+            </w:r>
           </w:p>
         </w:tc>
         <w:tc>
@@ -739,6 +1075,54 @@
               </w:rPr>
               <w:t xml:space="preserve">Internet orqali mablag‘larni ko‘paytirishni va’da qiluvchi firibgarlik sxemalari haqidagi Reels videorolikning ingliz tilidagi varianti tasvirga olindi.</w:t>
             </w:r>
+            <w:r>
+              <w:rPr>
+                <w:rFonts w:ascii="Times New Roman" w:hAnsi="Times New Roman" w:cs="Times New Roman"/>
+                <w:sz w:val="24"/>
+                <w:szCs w:val="24"/>
+              </w:rPr>
+              <w:t xml:space="preserve"> Havolalar: Telegram – </w:t>
+            </w:r>
+            <w:hyperlink r:id="rId9015" w:history="1">
+              <w:r>
+                <w:rPr>
+                  <w:rFonts w:ascii="Times New Roman" w:hAnsi="Times New Roman" w:cs="Times New Roman"/>
+                  <w:color w:val="0000FF"/>
+                  <w:sz w:val="24"/>
+                  <w:szCs w:val="24"/>
+                  <w:u w:val="single"/>
+                </w:rPr>
+                <w:t>https://t.me/jizzax_kiber/599?single</w:t>
+              </w:r>
+            </w:hyperlink>
+            <w:r>
+              <w:rPr>
+                <w:rFonts w:ascii="Times New Roman" w:hAnsi="Times New Roman" w:cs="Times New Roman"/>
+                <w:sz w:val="24"/>
+                <w:szCs w:val="24"/>
+              </w:rPr>
+              <w:t xml:space="preserve">; Instagram – </w:t>
+            </w:r>
+            <w:hyperlink r:id="rId9016" w:history="1">
+              <w:r>
+                <w:rPr>
+                  <w:rFonts w:ascii="Times New Roman" w:hAnsi="Times New Roman" w:cs="Times New Roman"/>
+                  <w:color w:val="0000FF"/>
+                  <w:sz w:val="24"/>
+                  <w:szCs w:val="24"/>
+                  <w:u w:val="single"/>
+                </w:rPr>
+                <w:t>https://www.instagram.com/reel/DdqIEHKuw6u/?mdxt=dWlqYW5zcW1wb3Rk</w:t>
+              </w:r>
+            </w:hyperlink>
+            <w:r>
+              <w:rPr>
+                <w:rFonts w:ascii="Times New Roman" w:hAnsi="Times New Roman" w:cs="Times New Roman"/>
+                <w:sz w:val="24"/>
+                <w:szCs w:val="24"/>
+              </w:rPr>
+              <w:t xml:space="preserve">.</w:t>
+            </w:r>
           </w:p>
         </w:tc>
         <w:tc>
@@ -814,6 +1198,54 @@
               </w:rPr>
               <w:t xml:space="preserve">Onlayn xaridlar vaqtida sodir etilayotgan firibgarliklarning oldini olishga qaratilgan Reels videorolik g‘oyasi va ssenariysi ishlab chiqildi.</w:t>
             </w:r>
+            <w:r>
+              <w:rPr>
+                <w:rFonts w:ascii="Times New Roman" w:hAnsi="Times New Roman" w:cs="Times New Roman"/>
+                <w:sz w:val="24"/>
+                <w:szCs w:val="24"/>
+              </w:rPr>
+              <w:t xml:space="preserve"> Havolalar: Telegram – </w:t>
+            </w:r>
+            <w:hyperlink r:id="rId9017" w:history="1">
+              <w:r>
+                <w:rPr>
+                  <w:rFonts w:ascii="Times New Roman" w:hAnsi="Times New Roman" w:cs="Times New Roman"/>
+                  <w:color w:val="0000FF"/>
+                  <w:sz w:val="24"/>
+                  <w:szCs w:val="24"/>
+                  <w:u w:val="single"/>
+                </w:rPr>
+                <w:t>https://t.me/jizzax_kiber/595</w:t>
+              </w:r>
+            </w:hyperlink>
+            <w:r>
+              <w:rPr>
+                <w:rFonts w:ascii="Times New Roman" w:hAnsi="Times New Roman" w:cs="Times New Roman"/>
+                <w:sz w:val="24"/>
+                <w:szCs w:val="24"/>
+              </w:rPr>
+              <w:t xml:space="preserve">; Instagram – </w:t>
+            </w:r>
+            <w:hyperlink r:id="rId9018" w:history="1">
+              <w:r>
+                <w:rPr>
+                  <w:rFonts w:ascii="Times New Roman" w:hAnsi="Times New Roman" w:cs="Times New Roman"/>
+                  <w:color w:val="0000FF"/>
+                  <w:sz w:val="24"/>
+                  <w:szCs w:val="24"/>
+                  <w:u w:val="single"/>
+                </w:rPr>
+                <w:t>https://www.instagram.com/reel/Ddebv70OUji/?dlrf=OTZhcmlidXlmMzlz</w:t>
+              </w:r>
+            </w:hyperlink>
+            <w:r>
+              <w:rPr>
+                <w:rFonts w:ascii="Times New Roman" w:hAnsi="Times New Roman" w:cs="Times New Roman"/>
+                <w:sz w:val="24"/>
+                <w:szCs w:val="24"/>
+              </w:rPr>
+              <w:t xml:space="preserve">.</w:t>
+            </w:r>
           </w:p>
         </w:tc>
         <w:tc>
@@ -889,6 +1321,54 @@
               </w:rPr>
               <w:t xml:space="preserve">Onlayn xaridlar vaqtida sodir etilayotgan firibgarliklarning oldini olishga qaratilgan Reels videorolik tasvirga olindi.</w:t>
             </w:r>
+            <w:r>
+              <w:rPr>
+                <w:rFonts w:ascii="Times New Roman" w:hAnsi="Times New Roman" w:cs="Times New Roman"/>
+                <w:sz w:val="24"/>
+                <w:szCs w:val="24"/>
+              </w:rPr>
+              <w:t xml:space="preserve"> Havolalar: Telegram – </w:t>
+            </w:r>
+            <w:hyperlink r:id="rId9019" w:history="1">
+              <w:r>
+                <w:rPr>
+                  <w:rFonts w:ascii="Times New Roman" w:hAnsi="Times New Roman" w:cs="Times New Roman"/>
+                  <w:color w:val="0000FF"/>
+                  <w:sz w:val="24"/>
+                  <w:szCs w:val="24"/>
+                  <w:u w:val="single"/>
+                </w:rPr>
+                <w:t>https://t.me/jizzax_kiber/595</w:t>
+              </w:r>
+            </w:hyperlink>
+            <w:r>
+              <w:rPr>
+                <w:rFonts w:ascii="Times New Roman" w:hAnsi="Times New Roman" w:cs="Times New Roman"/>
+                <w:sz w:val="24"/>
+                <w:szCs w:val="24"/>
+              </w:rPr>
+              <w:t xml:space="preserve">; Instagram – </w:t>
+            </w:r>
+            <w:hyperlink r:id="rId9020" w:history="1">
+              <w:r>
+                <w:rPr>
+                  <w:rFonts w:ascii="Times New Roman" w:hAnsi="Times New Roman" w:cs="Times New Roman"/>
+                  <w:color w:val="0000FF"/>
+                  <w:sz w:val="24"/>
+                  <w:szCs w:val="24"/>
+                  <w:u w:val="single"/>
+                </w:rPr>
+                <w:t>https://www.instagram.com/reel/Ddebv70OUji/?dlrf=OTZhcmlidXlmMzlz</w:t>
+              </w:r>
+            </w:hyperlink>
+            <w:r>
+              <w:rPr>
+                <w:rFonts w:ascii="Times New Roman" w:hAnsi="Times New Roman" w:cs="Times New Roman"/>
+                <w:sz w:val="24"/>
+                <w:szCs w:val="24"/>
+              </w:rPr>
+              <w:t xml:space="preserve">.</w:t>
+            </w:r>
           </w:p>
         </w:tc>
         <w:tc>
@@ -964,6 +1444,54 @@
               </w:rPr>
               <w:t xml:space="preserve">UZUM brendi nomidan tarqatilayotgan soxta reklama e’lonlari haqidagi Reels videorolik g‘oyasi va ssenariysi ishlab chiqildi.</w:t>
             </w:r>
+            <w:r>
+              <w:rPr>
+                <w:rFonts w:ascii="Times New Roman" w:hAnsi="Times New Roman" w:cs="Times New Roman"/>
+                <w:sz w:val="24"/>
+                <w:szCs w:val="24"/>
+              </w:rPr>
+              <w:t xml:space="preserve"> Havolalar: Telegram – </w:t>
+            </w:r>
+            <w:hyperlink r:id="rId9021" w:history="1">
+              <w:r>
+                <w:rPr>
+                  <w:rFonts w:ascii="Times New Roman" w:hAnsi="Times New Roman" w:cs="Times New Roman"/>
+                  <w:color w:val="0000FF"/>
+                  <w:sz w:val="24"/>
+                  <w:szCs w:val="24"/>
+                  <w:u w:val="single"/>
+                </w:rPr>
+                <w:t>https://t.me/jizzax_kiber/603</w:t>
+              </w:r>
+            </w:hyperlink>
+            <w:r>
+              <w:rPr>
+                <w:rFonts w:ascii="Times New Roman" w:hAnsi="Times New Roman" w:cs="Times New Roman"/>
+                <w:sz w:val="24"/>
+                <w:szCs w:val="24"/>
+              </w:rPr>
+              <w:t xml:space="preserve">; Instagram – </w:t>
+            </w:r>
+            <w:hyperlink r:id="rId9022" w:history="1">
+              <w:r>
+                <w:rPr>
+                  <w:rFonts w:ascii="Times New Roman" w:hAnsi="Times New Roman" w:cs="Times New Roman"/>
+                  <w:color w:val="0000FF"/>
+                  <w:sz w:val="24"/>
+                  <w:szCs w:val="24"/>
+                  <w:u w:val="single"/>
+                </w:rPr>
+                <w:t>https://www.instagram.com/reel/DdwXWPoOi7-/?psln=a3R0N2NyNmNteXAw</w:t>
+              </w:r>
+            </w:hyperlink>
+            <w:r>
+              <w:rPr>
+                <w:rFonts w:ascii="Times New Roman" w:hAnsi="Times New Roman" w:cs="Times New Roman"/>
+                <w:sz w:val="24"/>
+                <w:szCs w:val="24"/>
+              </w:rPr>
+              <w:t xml:space="preserve">.</w:t>
+            </w:r>
           </w:p>
         </w:tc>
         <w:tc>
@@ -1039,6 +1567,54 @@
               </w:rPr>
               <w:t xml:space="preserve">UZUM brendi nomidan tarqatilayotgan soxta reklama e’lonlari haqidagi Reels videorolik tasvirga olindi.</w:t>
             </w:r>
+            <w:r>
+              <w:rPr>
+                <w:rFonts w:ascii="Times New Roman" w:hAnsi="Times New Roman" w:cs="Times New Roman"/>
+                <w:sz w:val="24"/>
+                <w:szCs w:val="24"/>
+              </w:rPr>
+              <w:t xml:space="preserve"> Havolalar: Telegram – </w:t>
+            </w:r>
+            <w:hyperlink r:id="rId9023" w:history="1">
+              <w:r>
+                <w:rPr>
+                  <w:rFonts w:ascii="Times New Roman" w:hAnsi="Times New Roman" w:cs="Times New Roman"/>
+                  <w:color w:val="0000FF"/>
+                  <w:sz w:val="24"/>
+                  <w:szCs w:val="24"/>
+                  <w:u w:val="single"/>
+                </w:rPr>
+                <w:t>https://t.me/jizzax_kiber/603</w:t>
+              </w:r>
+            </w:hyperlink>
+            <w:r>
+              <w:rPr>
+                <w:rFonts w:ascii="Times New Roman" w:hAnsi="Times New Roman" w:cs="Times New Roman"/>
+                <w:sz w:val="24"/>
+                <w:szCs w:val="24"/>
+              </w:rPr>
+              <w:t xml:space="preserve">; Instagram – </w:t>
+            </w:r>
+            <w:hyperlink r:id="rId9024" w:history="1">
+              <w:r>
+                <w:rPr>
+                  <w:rFonts w:ascii="Times New Roman" w:hAnsi="Times New Roman" w:cs="Times New Roman"/>
+                  <w:color w:val="0000FF"/>
+                  <w:sz w:val="24"/>
+                  <w:szCs w:val="24"/>
+                  <w:u w:val="single"/>
+                </w:rPr>
+                <w:t>https://www.instagram.com/reel/DdwXWPoOi7-/?psln=a3R0N2NyNmNteXAw</w:t>
+              </w:r>
+            </w:hyperlink>
+            <w:r>
+              <w:rPr>
+                <w:rFonts w:ascii="Times New Roman" w:hAnsi="Times New Roman" w:cs="Times New Roman"/>
+                <w:sz w:val="24"/>
+                <w:szCs w:val="24"/>
+              </w:rPr>
+              <w:t xml:space="preserve">.</w:t>
+            </w:r>
           </w:p>
         </w:tc>
         <w:tc>
@@ -1114,6 +1690,54 @@
               </w:rPr>
               <w:t xml:space="preserve">Mablag‘larni ko‘paytirishni va’da qiluvchi firibgarlardan ogohlantiruvchi va moliyaviy kiberxavfsizlikni targ‘ib qiluvchi Reels videorolik g‘oyasi va ssenariysi ishlab chiqildi.</w:t>
             </w:r>
+            <w:r>
+              <w:rPr>
+                <w:rFonts w:ascii="Times New Roman" w:hAnsi="Times New Roman" w:cs="Times New Roman"/>
+                <w:sz w:val="24"/>
+                <w:szCs w:val="24"/>
+              </w:rPr>
+              <w:t xml:space="preserve"> Havolalar: Telegram – </w:t>
+            </w:r>
+            <w:hyperlink r:id="rId9025" w:history="1">
+              <w:r>
+                <w:rPr>
+                  <w:rFonts w:ascii="Times New Roman" w:hAnsi="Times New Roman" w:cs="Times New Roman"/>
+                  <w:color w:val="0000FF"/>
+                  <w:sz w:val="24"/>
+                  <w:szCs w:val="24"/>
+                  <w:u w:val="single"/>
+                </w:rPr>
+                <w:t>https://t.me/jizzax_kiber/597</w:t>
+              </w:r>
+            </w:hyperlink>
+            <w:r>
+              <w:rPr>
+                <w:rFonts w:ascii="Times New Roman" w:hAnsi="Times New Roman" w:cs="Times New Roman"/>
+                <w:sz w:val="24"/>
+                <w:szCs w:val="24"/>
+              </w:rPr>
+              <w:t xml:space="preserve">; Instagram – </w:t>
+            </w:r>
+            <w:hyperlink r:id="rId9026" w:history="1">
+              <w:r>
+                <w:rPr>
+                  <w:rFonts w:ascii="Times New Roman" w:hAnsi="Times New Roman" w:cs="Times New Roman"/>
+                  <w:color w:val="0000FF"/>
+                  <w:sz w:val="24"/>
+                  <w:szCs w:val="24"/>
+                  <w:u w:val="single"/>
+                </w:rPr>
+                <w:t>https://www.instagram.com/reel/DdqISZ9OyEC/?dlrf=MXM5ZWRrYmN3emg3MQ==</w:t>
+              </w:r>
+            </w:hyperlink>
+            <w:r>
+              <w:rPr>
+                <w:rFonts w:ascii="Times New Roman" w:hAnsi="Times New Roman" w:cs="Times New Roman"/>
+                <w:sz w:val="24"/>
+                <w:szCs w:val="24"/>
+              </w:rPr>
+              <w:t xml:space="preserve">.</w:t>
+            </w:r>
           </w:p>
         </w:tc>
         <w:tc>
@@ -1189,6 +1813,54 @@
               </w:rPr>
               <w:t xml:space="preserve">Mablag‘larni ko‘paytirishni va’da qiluvchi firibgarlardan ogohlantiruvchi va moliyaviy kiberxavfsizlikni targ‘ib qiluvchi Reels videorolik tasvirga olindi.</w:t>
             </w:r>
+            <w:r>
+              <w:rPr>
+                <w:rFonts w:ascii="Times New Roman" w:hAnsi="Times New Roman" w:cs="Times New Roman"/>
+                <w:sz w:val="24"/>
+                <w:szCs w:val="24"/>
+              </w:rPr>
+              <w:t xml:space="preserve"> Havolalar: Telegram – </w:t>
+            </w:r>
+            <w:hyperlink r:id="rId9027" w:history="1">
+              <w:r>
+                <w:rPr>
+                  <w:rFonts w:ascii="Times New Roman" w:hAnsi="Times New Roman" w:cs="Times New Roman"/>
+                  <w:color w:val="0000FF"/>
+                  <w:sz w:val="24"/>
+                  <w:szCs w:val="24"/>
+                  <w:u w:val="single"/>
+                </w:rPr>
+                <w:t>https://t.me/jizzax_kiber/597</w:t>
+              </w:r>
+            </w:hyperlink>
+            <w:r>
+              <w:rPr>
+                <w:rFonts w:ascii="Times New Roman" w:hAnsi="Times New Roman" w:cs="Times New Roman"/>
+                <w:sz w:val="24"/>
+                <w:szCs w:val="24"/>
+              </w:rPr>
+              <w:t xml:space="preserve">; Instagram – </w:t>
+            </w:r>
+            <w:hyperlink r:id="rId9028" w:history="1">
+              <w:r>
+                <w:rPr>
+                  <w:rFonts w:ascii="Times New Roman" w:hAnsi="Times New Roman" w:cs="Times New Roman"/>
+                  <w:color w:val="0000FF"/>
+                  <w:sz w:val="24"/>
+                  <w:szCs w:val="24"/>
+                  <w:u w:val="single"/>
+                </w:rPr>
+                <w:t>https://www.instagram.com/reel/DdqISZ9OyEC/?dlrf=MXM5ZWRrYmN3emg3MQ==</w:t>
+              </w:r>
+            </w:hyperlink>
+            <w:r>
+              <w:rPr>
+                <w:rFonts w:ascii="Times New Roman" w:hAnsi="Times New Roman" w:cs="Times New Roman"/>
+                <w:sz w:val="24"/>
+                <w:szCs w:val="24"/>
+              </w:rPr>
+              <w:t xml:space="preserve">.</w:t>
+            </w:r>
           </w:p>
         </w:tc>
         <w:tc>
@@ -1264,6 +1936,54 @@
               </w:rPr>
               <w:t xml:space="preserve">Pul ko‘paytirish, kam foizli kredit, yutuq va oldindan to‘lov takliflari ortidagi kiberfiribgarliklar haqidagi Reels videorolik g‘oyasi va ssenariysi ishlab chiqildi.</w:t>
             </w:r>
+            <w:r>
+              <w:rPr>
+                <w:rFonts w:ascii="Times New Roman" w:hAnsi="Times New Roman" w:cs="Times New Roman"/>
+                <w:sz w:val="24"/>
+                <w:szCs w:val="24"/>
+              </w:rPr>
+              <w:t xml:space="preserve"> Havolalar: Telegram – </w:t>
+            </w:r>
+            <w:hyperlink r:id="rId9029" w:history="1">
+              <w:r>
+                <w:rPr>
+                  <w:rFonts w:ascii="Times New Roman" w:hAnsi="Times New Roman" w:cs="Times New Roman"/>
+                  <w:color w:val="0000FF"/>
+                  <w:sz w:val="24"/>
+                  <w:szCs w:val="24"/>
+                  <w:u w:val="single"/>
+                </w:rPr>
+                <w:t>https://t.me/jizzax_kiber/609</w:t>
+              </w:r>
+            </w:hyperlink>
+            <w:r>
+              <w:rPr>
+                <w:rFonts w:ascii="Times New Roman" w:hAnsi="Times New Roman" w:cs="Times New Roman"/>
+                <w:sz w:val="24"/>
+                <w:szCs w:val="24"/>
+              </w:rPr>
+              <w:t xml:space="preserve">; Instagram – </w:t>
+            </w:r>
+            <w:hyperlink r:id="rId9030" w:history="1">
+              <w:r>
+                <w:rPr>
+                  <w:rFonts w:ascii="Times New Roman" w:hAnsi="Times New Roman" w:cs="Times New Roman"/>
+                  <w:color w:val="0000FF"/>
+                  <w:sz w:val="24"/>
+                  <w:szCs w:val="24"/>
+                  <w:u w:val="single"/>
+                </w:rPr>
+                <w:t>https://www.instagram.com/reel/Dd379vsOh0P/?mdxt=N2tndm1ya3M3ZHVh</w:t>
+              </w:r>
+            </w:hyperlink>
+            <w:r>
+              <w:rPr>
+                <w:rFonts w:ascii="Times New Roman" w:hAnsi="Times New Roman" w:cs="Times New Roman"/>
+                <w:sz w:val="24"/>
+                <w:szCs w:val="24"/>
+              </w:rPr>
+              <w:t xml:space="preserve">.</w:t>
+            </w:r>
           </w:p>
         </w:tc>
         <w:tc>
@@ -1339,6 +2059,54 @@
               </w:rPr>
               <w:t xml:space="preserve">Pul ko‘paytirish, kam foizli kredit, yutuq va oldindan to‘lov takliflari ortidagi kiberfiribgarliklar haqidagi Reels videorolik tasvirga olindi.</w:t>
             </w:r>
+            <w:r>
+              <w:rPr>
+                <w:rFonts w:ascii="Times New Roman" w:hAnsi="Times New Roman" w:cs="Times New Roman"/>
+                <w:sz w:val="24"/>
+                <w:szCs w:val="24"/>
+              </w:rPr>
+              <w:t xml:space="preserve"> Havolalar: Telegram – </w:t>
+            </w:r>
+            <w:hyperlink r:id="rId9031" w:history="1">
+              <w:r>
+                <w:rPr>
+                  <w:rFonts w:ascii="Times New Roman" w:hAnsi="Times New Roman" w:cs="Times New Roman"/>
+                  <w:color w:val="0000FF"/>
+                  <w:sz w:val="24"/>
+                  <w:szCs w:val="24"/>
+                  <w:u w:val="single"/>
+                </w:rPr>
+                <w:t>https://t.me/jizzax_kiber/609</w:t>
+              </w:r>
+            </w:hyperlink>
+            <w:r>
+              <w:rPr>
+                <w:rFonts w:ascii="Times New Roman" w:hAnsi="Times New Roman" w:cs="Times New Roman"/>
+                <w:sz w:val="24"/>
+                <w:szCs w:val="24"/>
+              </w:rPr>
+              <w:t xml:space="preserve">; Instagram – </w:t>
+            </w:r>
+            <w:hyperlink r:id="rId9032" w:history="1">
+              <w:r>
+                <w:rPr>
+                  <w:rFonts w:ascii="Times New Roman" w:hAnsi="Times New Roman" w:cs="Times New Roman"/>
+                  <w:color w:val="0000FF"/>
+                  <w:sz w:val="24"/>
+                  <w:szCs w:val="24"/>
+                  <w:u w:val="single"/>
+                </w:rPr>
+                <w:t>https://www.instagram.com/reel/Dd379vsOh0P/?mdxt=N2tndm1ya3M3ZHVh</w:t>
+              </w:r>
+            </w:hyperlink>
+            <w:r>
+              <w:rPr>
+                <w:rFonts w:ascii="Times New Roman" w:hAnsi="Times New Roman" w:cs="Times New Roman"/>
+                <w:sz w:val="24"/>
+                <w:szCs w:val="24"/>
+              </w:rPr>
+              <w:t xml:space="preserve">.</w:t>
+            </w:r>
           </w:p>
         </w:tc>
         <w:tc>
@@ -1414,6 +2182,34 @@
               </w:rPr>
               <w:t xml:space="preserve">Zararli APK fayllarni turli raqam, belgi va nomlar bilan qayta nomlab tarqatish usullari haqidagi Reels videorolik g‘oyasi va ssenariysi ishlab chiqildi.</w:t>
             </w:r>
+            <w:r>
+              <w:rPr>
+                <w:rFonts w:ascii="Times New Roman" w:hAnsi="Times New Roman" w:cs="Times New Roman"/>
+                <w:sz w:val="24"/>
+                <w:szCs w:val="24"/>
+              </w:rPr>
+              <w:t xml:space="preserve"> Havolalar: Telegram – </w:t>
+            </w:r>
+            <w:hyperlink r:id="rId9033" w:history="1">
+              <w:r>
+                <w:rPr>
+                  <w:rFonts w:ascii="Times New Roman" w:hAnsi="Times New Roman" w:cs="Times New Roman"/>
+                  <w:color w:val="0000FF"/>
+                  <w:sz w:val="24"/>
+                  <w:szCs w:val="24"/>
+                  <w:u w:val="single"/>
+                </w:rPr>
+                <w:t>https://t.me/jizzax_kiber/610</w:t>
+              </w:r>
+            </w:hyperlink>
+            <w:r>
+              <w:rPr>
+                <w:rFonts w:ascii="Times New Roman" w:hAnsi="Times New Roman" w:cs="Times New Roman"/>
+                <w:sz w:val="24"/>
+                <w:szCs w:val="24"/>
+              </w:rPr>
+              <w:t xml:space="preserve">.</w:t>
+            </w:r>
           </w:p>
         </w:tc>
         <w:tc>
@@ -1489,6 +2285,34 @@
               </w:rPr>
               <w:t xml:space="preserve">Zararli APK fayllarni turli raqam, belgi va nomlar bilan qayta nomlab tarqatish usullari haqidagi Reels videorolik tasvirga olindi.</w:t>
             </w:r>
+            <w:r>
+              <w:rPr>
+                <w:rFonts w:ascii="Times New Roman" w:hAnsi="Times New Roman" w:cs="Times New Roman"/>
+                <w:sz w:val="24"/>
+                <w:szCs w:val="24"/>
+              </w:rPr>
+              <w:t xml:space="preserve"> Havolalar: Telegram – </w:t>
+            </w:r>
+            <w:hyperlink r:id="rId9034" w:history="1">
+              <w:r>
+                <w:rPr>
+                  <w:rFonts w:ascii="Times New Roman" w:hAnsi="Times New Roman" w:cs="Times New Roman"/>
+                  <w:color w:val="0000FF"/>
+                  <w:sz w:val="24"/>
+                  <w:szCs w:val="24"/>
+                  <w:u w:val="single"/>
+                </w:rPr>
+                <w:t>https://t.me/jizzax_kiber/610</w:t>
+              </w:r>
+            </w:hyperlink>
+            <w:r>
+              <w:rPr>
+                <w:rFonts w:ascii="Times New Roman" w:hAnsi="Times New Roman" w:cs="Times New Roman"/>
+                <w:sz w:val="24"/>
+                <w:szCs w:val="24"/>
+              </w:rPr>
+              <w:t xml:space="preserve">.</w:t>
+            </w:r>
           </w:p>
         </w:tc>
         <w:tc>
@@ -1564,6 +2388,54 @@
               </w:rPr>
               <w:t xml:space="preserve">Zararli APK fayllarni turli raqam, belgi va nomlar bilan qayta nomlab tarqatish usullari haqidagi Reels videorolikning rus tilidagi varianti uchun ssenariy moslashtirildi.</w:t>
             </w:r>
+            <w:r>
+              <w:rPr>
+                <w:rFonts w:ascii="Times New Roman" w:hAnsi="Times New Roman" w:cs="Times New Roman"/>
+                <w:sz w:val="24"/>
+                <w:szCs w:val="24"/>
+              </w:rPr>
+              <w:t xml:space="preserve"> Havolalar: Telegram – </w:t>
+            </w:r>
+            <w:hyperlink r:id="rId9035" w:history="1">
+              <w:r>
+                <w:rPr>
+                  <w:rFonts w:ascii="Times New Roman" w:hAnsi="Times New Roman" w:cs="Times New Roman"/>
+                  <w:color w:val="0000FF"/>
+                  <w:sz w:val="24"/>
+                  <w:szCs w:val="24"/>
+                  <w:u w:val="single"/>
+                </w:rPr>
+                <w:t>https://t.me/jizzax_kiber/611</w:t>
+              </w:r>
+            </w:hyperlink>
+            <w:r>
+              <w:rPr>
+                <w:rFonts w:ascii="Times New Roman" w:hAnsi="Times New Roman" w:cs="Times New Roman"/>
+                <w:sz w:val="24"/>
+                <w:szCs w:val="24"/>
+              </w:rPr>
+              <w:t xml:space="preserve">; Instagram – </w:t>
+            </w:r>
+            <w:hyperlink r:id="rId9036" w:history="1">
+              <w:r>
+                <w:rPr>
+                  <w:rFonts w:ascii="Times New Roman" w:hAnsi="Times New Roman" w:cs="Times New Roman"/>
+                  <w:color w:val="0000FF"/>
+                  <w:sz w:val="24"/>
+                  <w:szCs w:val="24"/>
+                  <w:u w:val="single"/>
+                </w:rPr>
+                <w:t>https://www.instagram.com/jizzax_kiber_targibot</w:t>
+              </w:r>
+            </w:hyperlink>
+            <w:r>
+              <w:rPr>
+                <w:rFonts w:ascii="Times New Roman" w:hAnsi="Times New Roman" w:cs="Times New Roman"/>
+                <w:sz w:val="24"/>
+                <w:szCs w:val="24"/>
+              </w:rPr>
+              <w:t xml:space="preserve">.</w:t>
+            </w:r>
           </w:p>
         </w:tc>
         <w:tc>
@@ -1639,6 +2511,54 @@
               </w:rPr>
               <w:t xml:space="preserve">Zararli APK fayllarni turli raqam, belgi va nomlar bilan qayta nomlab tarqatish usullari haqidagi Reels videorolikning rus tilidagi varianti tasvirga olindi.</w:t>
             </w:r>
+            <w:r>
+              <w:rPr>
+                <w:rFonts w:ascii="Times New Roman" w:hAnsi="Times New Roman" w:cs="Times New Roman"/>
+                <w:sz w:val="24"/>
+                <w:szCs w:val="24"/>
+              </w:rPr>
+              <w:t xml:space="preserve"> Havolalar: Telegram – </w:t>
+            </w:r>
+            <w:hyperlink r:id="rId9037" w:history="1">
+              <w:r>
+                <w:rPr>
+                  <w:rFonts w:ascii="Times New Roman" w:hAnsi="Times New Roman" w:cs="Times New Roman"/>
+                  <w:color w:val="0000FF"/>
+                  <w:sz w:val="24"/>
+                  <w:szCs w:val="24"/>
+                  <w:u w:val="single"/>
+                </w:rPr>
+                <w:t>https://t.me/jizzax_kiber/611</w:t>
+              </w:r>
+            </w:hyperlink>
+            <w:r>
+              <w:rPr>
+                <w:rFonts w:ascii="Times New Roman" w:hAnsi="Times New Roman" w:cs="Times New Roman"/>
+                <w:sz w:val="24"/>
+                <w:szCs w:val="24"/>
+              </w:rPr>
+              <w:t xml:space="preserve">; Instagram – </w:t>
+            </w:r>
+            <w:hyperlink r:id="rId9038" w:history="1">
+              <w:r>
+                <w:rPr>
+                  <w:rFonts w:ascii="Times New Roman" w:hAnsi="Times New Roman" w:cs="Times New Roman"/>
+                  <w:color w:val="0000FF"/>
+                  <w:sz w:val="24"/>
+                  <w:szCs w:val="24"/>
+                  <w:u w:val="single"/>
+                </w:rPr>
+                <w:t>https://www.instagram.com/jizzax_kiber_targibot</w:t>
+              </w:r>
+            </w:hyperlink>
+            <w:r>
+              <w:rPr>
+                <w:rFonts w:ascii="Times New Roman" w:hAnsi="Times New Roman" w:cs="Times New Roman"/>
+                <w:sz w:val="24"/>
+                <w:szCs w:val="24"/>
+              </w:rPr>
+              <w:t xml:space="preserve">.</w:t>
+            </w:r>
           </w:p>
         </w:tc>
         <w:tc>
@@ -1714,6 +2634,54 @@
               </w:rPr>
               <w:t xml:space="preserve">«APK Qo‘riqchi» nomi ostida tarqatilayotgan zararli APK fayllar haqidagi Reels videorolik g‘oyasi va ssenariysi ishlab chiqildi.</w:t>
             </w:r>
+            <w:r>
+              <w:rPr>
+                <w:rFonts w:ascii="Times New Roman" w:hAnsi="Times New Roman" w:cs="Times New Roman"/>
+                <w:sz w:val="24"/>
+                <w:szCs w:val="24"/>
+              </w:rPr>
+              <w:t xml:space="preserve"> Havolalar: Telegram – </w:t>
+            </w:r>
+            <w:hyperlink r:id="rId9039" w:history="1">
+              <w:r>
+                <w:rPr>
+                  <w:rFonts w:ascii="Times New Roman" w:hAnsi="Times New Roman" w:cs="Times New Roman"/>
+                  <w:color w:val="0000FF"/>
+                  <w:sz w:val="24"/>
+                  <w:szCs w:val="24"/>
+                  <w:u w:val="single"/>
+                </w:rPr>
+                <w:t>https://t.me/jizzax_kiber/617</w:t>
+              </w:r>
+            </w:hyperlink>
+            <w:r>
+              <w:rPr>
+                <w:rFonts w:ascii="Times New Roman" w:hAnsi="Times New Roman" w:cs="Times New Roman"/>
+                <w:sz w:val="24"/>
+                <w:szCs w:val="24"/>
+              </w:rPr>
+              <w:t xml:space="preserve">; Instagram – </w:t>
+            </w:r>
+            <w:hyperlink r:id="rId9040" w:history="1">
+              <w:r>
+                <w:rPr>
+                  <w:rFonts w:ascii="Times New Roman" w:hAnsi="Times New Roman" w:cs="Times New Roman"/>
+                  <w:color w:val="0000FF"/>
+                  <w:sz w:val="24"/>
+                  <w:szCs w:val="24"/>
+                  <w:u w:val="single"/>
+                </w:rPr>
+                <w:t>https://www.instagram.com/jizzax_kiber_targibot</w:t>
+              </w:r>
+            </w:hyperlink>
+            <w:r>
+              <w:rPr>
+                <w:rFonts w:ascii="Times New Roman" w:hAnsi="Times New Roman" w:cs="Times New Roman"/>
+                <w:sz w:val="24"/>
+                <w:szCs w:val="24"/>
+              </w:rPr>
+              <w:t xml:space="preserve">.</w:t>
+            </w:r>
           </w:p>
         </w:tc>
         <w:tc>
@@ -1789,6 +2757,54 @@
               </w:rPr>
               <w:t xml:space="preserve">«APK Qo‘riqchi» nomi ostida tarqatilayotgan zararli APK fayllar haqidagi Reels videorolik tasvirga olindi.</w:t>
             </w:r>
+            <w:r>
+              <w:rPr>
+                <w:rFonts w:ascii="Times New Roman" w:hAnsi="Times New Roman" w:cs="Times New Roman"/>
+                <w:sz w:val="24"/>
+                <w:szCs w:val="24"/>
+              </w:rPr>
+              <w:t xml:space="preserve"> Havolalar: Telegram – </w:t>
+            </w:r>
+            <w:hyperlink r:id="rId9041" w:history="1">
+              <w:r>
+                <w:rPr>
+                  <w:rFonts w:ascii="Times New Roman" w:hAnsi="Times New Roman" w:cs="Times New Roman"/>
+                  <w:color w:val="0000FF"/>
+                  <w:sz w:val="24"/>
+                  <w:szCs w:val="24"/>
+                  <w:u w:val="single"/>
+                </w:rPr>
+                <w:t>https://t.me/jizzax_kiber/617</w:t>
+              </w:r>
+            </w:hyperlink>
+            <w:r>
+              <w:rPr>
+                <w:rFonts w:ascii="Times New Roman" w:hAnsi="Times New Roman" w:cs="Times New Roman"/>
+                <w:sz w:val="24"/>
+                <w:szCs w:val="24"/>
+              </w:rPr>
+              <w:t xml:space="preserve">; Instagram – </w:t>
+            </w:r>
+            <w:hyperlink r:id="rId9042" w:history="1">
+              <w:r>
+                <w:rPr>
+                  <w:rFonts w:ascii="Times New Roman" w:hAnsi="Times New Roman" w:cs="Times New Roman"/>
+                  <w:color w:val="0000FF"/>
+                  <w:sz w:val="24"/>
+                  <w:szCs w:val="24"/>
+                  <w:u w:val="single"/>
+                </w:rPr>
+                <w:t>https://www.instagram.com/jizzax_kiber_targibot</w:t>
+              </w:r>
+            </w:hyperlink>
+            <w:r>
+              <w:rPr>
+                <w:rFonts w:ascii="Times New Roman" w:hAnsi="Times New Roman" w:cs="Times New Roman"/>
+                <w:sz w:val="24"/>
+                <w:szCs w:val="24"/>
+              </w:rPr>
+              <w:t xml:space="preserve">.</w:t>
+            </w:r>
           </w:p>
         </w:tc>
         <w:tc>
@@ -1864,6 +2880,54 @@
               </w:rPr>
               <w:t xml:space="preserve">«APK Qo‘riqchi» nomi ostida tarqatilayotgan zararli APK fayllar haqidagi Reels videorolikning rus tilidagi varianti uchun ssenariy moslashtirildi.</w:t>
             </w:r>
+            <w:r>
+              <w:rPr>
+                <w:rFonts w:ascii="Times New Roman" w:hAnsi="Times New Roman" w:cs="Times New Roman"/>
+                <w:sz w:val="24"/>
+                <w:szCs w:val="24"/>
+              </w:rPr>
+              <w:t xml:space="preserve"> Havolalar: Telegram – </w:t>
+            </w:r>
+            <w:hyperlink r:id="rId9043" w:history="1">
+              <w:r>
+                <w:rPr>
+                  <w:rFonts w:ascii="Times New Roman" w:hAnsi="Times New Roman" w:cs="Times New Roman"/>
+                  <w:color w:val="0000FF"/>
+                  <w:sz w:val="24"/>
+                  <w:szCs w:val="24"/>
+                  <w:u w:val="single"/>
+                </w:rPr>
+                <w:t>https://t.me/jizzax_kiber/617</w:t>
+              </w:r>
+            </w:hyperlink>
+            <w:r>
+              <w:rPr>
+                <w:rFonts w:ascii="Times New Roman" w:hAnsi="Times New Roman" w:cs="Times New Roman"/>
+                <w:sz w:val="24"/>
+                <w:szCs w:val="24"/>
+              </w:rPr>
+              <w:t xml:space="preserve">; Instagram – </w:t>
+            </w:r>
+            <w:hyperlink r:id="rId9044" w:history="1">
+              <w:r>
+                <w:rPr>
+                  <w:rFonts w:ascii="Times New Roman" w:hAnsi="Times New Roman" w:cs="Times New Roman"/>
+                  <w:color w:val="0000FF"/>
+                  <w:sz w:val="24"/>
+                  <w:szCs w:val="24"/>
+                  <w:u w:val="single"/>
+                </w:rPr>
+                <w:t>https://www.instagram.com/reel/Dd-8GIfuG2h/?dlrf=bWJhZjQ0NmJzdzRy</w:t>
+              </w:r>
+            </w:hyperlink>
+            <w:r>
+              <w:rPr>
+                <w:rFonts w:ascii="Times New Roman" w:hAnsi="Times New Roman" w:cs="Times New Roman"/>
+                <w:sz w:val="24"/>
+                <w:szCs w:val="24"/>
+              </w:rPr>
+              <w:t xml:space="preserve">.</w:t>
+            </w:r>
           </w:p>
         </w:tc>
         <w:tc>
@@ -1939,6 +3003,54 @@
               </w:rPr>
               <w:t xml:space="preserve">«APK Qo‘riqchi» nomi ostida tarqatilayotgan zararli APK fayllar haqidagi Reels videorolikning rus tilidagi varianti tasvirga olindi.</w:t>
             </w:r>
+            <w:r>
+              <w:rPr>
+                <w:rFonts w:ascii="Times New Roman" w:hAnsi="Times New Roman" w:cs="Times New Roman"/>
+                <w:sz w:val="24"/>
+                <w:szCs w:val="24"/>
+              </w:rPr>
+              <w:t xml:space="preserve"> Havolalar: Telegram – </w:t>
+            </w:r>
+            <w:hyperlink r:id="rId9045" w:history="1">
+              <w:r>
+                <w:rPr>
+                  <w:rFonts w:ascii="Times New Roman" w:hAnsi="Times New Roman" w:cs="Times New Roman"/>
+                  <w:color w:val="0000FF"/>
+                  <w:sz w:val="24"/>
+                  <w:szCs w:val="24"/>
+                  <w:u w:val="single"/>
+                </w:rPr>
+                <w:t>https://t.me/jizzax_kiber/617</w:t>
+              </w:r>
+            </w:hyperlink>
+            <w:r>
+              <w:rPr>
+                <w:rFonts w:ascii="Times New Roman" w:hAnsi="Times New Roman" w:cs="Times New Roman"/>
+                <w:sz w:val="24"/>
+                <w:szCs w:val="24"/>
+              </w:rPr>
+              <w:t xml:space="preserve">; Instagram – </w:t>
+            </w:r>
+            <w:hyperlink r:id="rId9046" w:history="1">
+              <w:r>
+                <w:rPr>
+                  <w:rFonts w:ascii="Times New Roman" w:hAnsi="Times New Roman" w:cs="Times New Roman"/>
+                  <w:color w:val="0000FF"/>
+                  <w:sz w:val="24"/>
+                  <w:szCs w:val="24"/>
+                  <w:u w:val="single"/>
+                </w:rPr>
+                <w:t>https://www.instagram.com/reel/Dd-8GIfuG2h/?dlrf=bWJhZjQ0NmJzdzRy</w:t>
+              </w:r>
+            </w:hyperlink>
+            <w:r>
+              <w:rPr>
+                <w:rFonts w:ascii="Times New Roman" w:hAnsi="Times New Roman" w:cs="Times New Roman"/>
+                <w:sz w:val="24"/>
+                <w:szCs w:val="24"/>
+              </w:rPr>
+              <w:t xml:space="preserve">.</w:t>
+            </w:r>
           </w:p>
         </w:tc>
         <w:tc>
@@ -2014,6 +3126,54 @@
               </w:rPr>
               <w:t xml:space="preserve">«Uzum» tovar limitini naqd pulga aylantirib berish haqidagi shubhali takliflardan ogohlantiruvchi Reels videorolik g‘oyasi va ssenariysi ishlab chiqildi.</w:t>
             </w:r>
+            <w:r>
+              <w:rPr>
+                <w:rFonts w:ascii="Times New Roman" w:hAnsi="Times New Roman" w:cs="Times New Roman"/>
+                <w:sz w:val="24"/>
+                <w:szCs w:val="24"/>
+              </w:rPr>
+              <w:t xml:space="preserve"> Havolalar: Telegram – </w:t>
+            </w:r>
+            <w:hyperlink r:id="rId9047" w:history="1">
+              <w:r>
+                <w:rPr>
+                  <w:rFonts w:ascii="Times New Roman" w:hAnsi="Times New Roman" w:cs="Times New Roman"/>
+                  <w:color w:val="0000FF"/>
+                  <w:sz w:val="24"/>
+                  <w:szCs w:val="24"/>
+                  <w:u w:val="single"/>
+                </w:rPr>
+                <w:t>https://t.me/jizzax_kiber/621</w:t>
+              </w:r>
+            </w:hyperlink>
+            <w:r>
+              <w:rPr>
+                <w:rFonts w:ascii="Times New Roman" w:hAnsi="Times New Roman" w:cs="Times New Roman"/>
+                <w:sz w:val="24"/>
+                <w:szCs w:val="24"/>
+              </w:rPr>
+              <w:t xml:space="preserve">; Instagram – </w:t>
+            </w:r>
+            <w:hyperlink r:id="rId9048" w:history="1">
+              <w:r>
+                <w:rPr>
+                  <w:rFonts w:ascii="Times New Roman" w:hAnsi="Times New Roman" w:cs="Times New Roman"/>
+                  <w:color w:val="0000FF"/>
+                  <w:sz w:val="24"/>
+                  <w:szCs w:val="24"/>
+                  <w:u w:val="single"/>
+                </w:rPr>
+                <w:t>https://www.instagram.com/reel/DeBkPC_OflI/?vrfl=MWIzeWhiempleW9lOQ==</w:t>
+              </w:r>
+            </w:hyperlink>
+            <w:r>
+              <w:rPr>
+                <w:rFonts w:ascii="Times New Roman" w:hAnsi="Times New Roman" w:cs="Times New Roman"/>
+                <w:sz w:val="24"/>
+                <w:szCs w:val="24"/>
+              </w:rPr>
+              <w:t xml:space="preserve">.</w:t>
+            </w:r>
           </w:p>
         </w:tc>
         <w:tc>
@@ -2089,6 +3249,54 @@
               </w:rPr>
               <w:t xml:space="preserve">«Uzum» tovar limitini naqd pulga aylantirib berish haqidagi shubhali takliflardan ogohlantiruvchi Reels videorolik tasvirga olindi.</w:t>
             </w:r>
+            <w:r>
+              <w:rPr>
+                <w:rFonts w:ascii="Times New Roman" w:hAnsi="Times New Roman" w:cs="Times New Roman"/>
+                <w:sz w:val="24"/>
+                <w:szCs w:val="24"/>
+              </w:rPr>
+              <w:t xml:space="preserve"> Havolalar: Telegram – </w:t>
+            </w:r>
+            <w:hyperlink r:id="rId9049" w:history="1">
+              <w:r>
+                <w:rPr>
+                  <w:rFonts w:ascii="Times New Roman" w:hAnsi="Times New Roman" w:cs="Times New Roman"/>
+                  <w:color w:val="0000FF"/>
+                  <w:sz w:val="24"/>
+                  <w:szCs w:val="24"/>
+                  <w:u w:val="single"/>
+                </w:rPr>
+                <w:t>https://t.me/jizzax_kiber/621</w:t>
+              </w:r>
+            </w:hyperlink>
+            <w:r>
+              <w:rPr>
+                <w:rFonts w:ascii="Times New Roman" w:hAnsi="Times New Roman" w:cs="Times New Roman"/>
+                <w:sz w:val="24"/>
+                <w:szCs w:val="24"/>
+              </w:rPr>
+              <w:t xml:space="preserve">; Instagram – </w:t>
+            </w:r>
+            <w:hyperlink r:id="rId9050" w:history="1">
+              <w:r>
+                <w:rPr>
+                  <w:rFonts w:ascii="Times New Roman" w:hAnsi="Times New Roman" w:cs="Times New Roman"/>
+                  <w:color w:val="0000FF"/>
+                  <w:sz w:val="24"/>
+                  <w:szCs w:val="24"/>
+                  <w:u w:val="single"/>
+                </w:rPr>
+                <w:t>https://www.instagram.com/reel/DeBkPC_OflI/?vrfl=MWIzeWhiempleW9lOQ==</w:t>
+              </w:r>
+            </w:hyperlink>
+            <w:r>
+              <w:rPr>
+                <w:rFonts w:ascii="Times New Roman" w:hAnsi="Times New Roman" w:cs="Times New Roman"/>
+                <w:sz w:val="24"/>
+                <w:szCs w:val="24"/>
+              </w:rPr>
+              <w:t xml:space="preserve">.</w:t>
+            </w:r>
           </w:p>
         </w:tc>
         <w:tc>
@@ -2164,6 +3372,54 @@
               </w:rPr>
               <w:t xml:space="preserve">«Uzum» tovar limitini naqd pulga aylantirib berish haqidagi shubhali takliflardan ogohlantiruvchi Reels videorolikning rus tilidagi varianti uchun ssenariy moslashtirildi.</w:t>
             </w:r>
+            <w:r>
+              <w:rPr>
+                <w:rFonts w:ascii="Times New Roman" w:hAnsi="Times New Roman" w:cs="Times New Roman"/>
+                <w:sz w:val="24"/>
+                <w:szCs w:val="24"/>
+              </w:rPr>
+              <w:t xml:space="preserve"> Havolalar: Telegram – </w:t>
+            </w:r>
+            <w:hyperlink r:id="rId9051" w:history="1">
+              <w:r>
+                <w:rPr>
+                  <w:rFonts w:ascii="Times New Roman" w:hAnsi="Times New Roman" w:cs="Times New Roman"/>
+                  <w:color w:val="0000FF"/>
+                  <w:sz w:val="24"/>
+                  <w:szCs w:val="24"/>
+                  <w:u w:val="single"/>
+                </w:rPr>
+                <w:t>https://t.me/jizzax_kiber/621?single</w:t>
+              </w:r>
+            </w:hyperlink>
+            <w:r>
+              <w:rPr>
+                <w:rFonts w:ascii="Times New Roman" w:hAnsi="Times New Roman" w:cs="Times New Roman"/>
+                <w:sz w:val="24"/>
+                <w:szCs w:val="24"/>
+              </w:rPr>
+              <w:t xml:space="preserve">; Instagram – </w:t>
+            </w:r>
+            <w:hyperlink r:id="rId9052" w:history="1">
+              <w:r>
+                <w:rPr>
+                  <w:rFonts w:ascii="Times New Roman" w:hAnsi="Times New Roman" w:cs="Times New Roman"/>
+                  <w:color w:val="0000FF"/>
+                  <w:sz w:val="24"/>
+                  <w:szCs w:val="24"/>
+                  <w:u w:val="single"/>
+                </w:rPr>
+                <w:t>https://www.instagram.com/reel/DeBjboeuR4x/?rpxt=MWs1MjZxNDh6emdkYw==</w:t>
+              </w:r>
+            </w:hyperlink>
+            <w:r>
+              <w:rPr>
+                <w:rFonts w:ascii="Times New Roman" w:hAnsi="Times New Roman" w:cs="Times New Roman"/>
+                <w:sz w:val="24"/>
+                <w:szCs w:val="24"/>
+              </w:rPr>
+              <w:t xml:space="preserve">.</w:t>
+            </w:r>
           </w:p>
         </w:tc>
         <w:tc>
@@ -2239,6 +3495,54 @@
               </w:rPr>
               <w:t xml:space="preserve">«Uzum» tovar limitini naqd pulga aylantirib berish haqidagi shubhali takliflardan ogohlantiruvchi Reels videorolikning rus tilidagi varianti tasvirga olindi.</w:t>
             </w:r>
+            <w:r>
+              <w:rPr>
+                <w:rFonts w:ascii="Times New Roman" w:hAnsi="Times New Roman" w:cs="Times New Roman"/>
+                <w:sz w:val="24"/>
+                <w:szCs w:val="24"/>
+              </w:rPr>
+              <w:t xml:space="preserve"> Havolalar: Telegram – </w:t>
+            </w:r>
+            <w:hyperlink r:id="rId9053" w:history="1">
+              <w:r>
+                <w:rPr>
+                  <w:rFonts w:ascii="Times New Roman" w:hAnsi="Times New Roman" w:cs="Times New Roman"/>
+                  <w:color w:val="0000FF"/>
+                  <w:sz w:val="24"/>
+                  <w:szCs w:val="24"/>
+                  <w:u w:val="single"/>
+                </w:rPr>
+                <w:t>https://t.me/jizzax_kiber/621?single</w:t>
+              </w:r>
+            </w:hyperlink>
+            <w:r>
+              <w:rPr>
+                <w:rFonts w:ascii="Times New Roman" w:hAnsi="Times New Roman" w:cs="Times New Roman"/>
+                <w:sz w:val="24"/>
+                <w:szCs w:val="24"/>
+              </w:rPr>
+              <w:t xml:space="preserve">; Instagram – </w:t>
+            </w:r>
+            <w:hyperlink r:id="rId9054" w:history="1">
+              <w:r>
+                <w:rPr>
+                  <w:rFonts w:ascii="Times New Roman" w:hAnsi="Times New Roman" w:cs="Times New Roman"/>
+                  <w:color w:val="0000FF"/>
+                  <w:sz w:val="24"/>
+                  <w:szCs w:val="24"/>
+                  <w:u w:val="single"/>
+                </w:rPr>
+                <w:t>https://www.instagram.com/reel/DeBjboeuR4x/?rpxt=MWs1MjZxNDh6emdkYw==</w:t>
+              </w:r>
+            </w:hyperlink>
+            <w:r>
+              <w:rPr>
+                <w:rFonts w:ascii="Times New Roman" w:hAnsi="Times New Roman" w:cs="Times New Roman"/>
+                <w:sz w:val="24"/>
+                <w:szCs w:val="24"/>
+              </w:rPr>
+              <w:t xml:space="preserve">.</w:t>
+            </w:r>
           </w:p>
         </w:tc>
         <w:tc>
@@ -2314,6 +3618,54 @@
               </w:rPr>
               <w:t xml:space="preserve">Telegram akkauntida ikki bosqichli tekshiruvni yoqish va qo‘shimcha parol o‘rnatish tartibi haqidagi Reels videorolik g‘oyasi va ssenariysi ishlab chiqildi.</w:t>
             </w:r>
+            <w:r>
+              <w:rPr>
+                <w:rFonts w:ascii="Times New Roman" w:hAnsi="Times New Roman" w:cs="Times New Roman"/>
+                <w:sz w:val="24"/>
+                <w:szCs w:val="24"/>
+              </w:rPr>
+              <w:t xml:space="preserve"> Havolalar: Telegram – </w:t>
+            </w:r>
+            <w:hyperlink r:id="rId9055" w:history="1">
+              <w:r>
+                <w:rPr>
+                  <w:rFonts w:ascii="Times New Roman" w:hAnsi="Times New Roman" w:cs="Times New Roman"/>
+                  <w:color w:val="0000FF"/>
+                  <w:sz w:val="24"/>
+                  <w:szCs w:val="24"/>
+                  <w:u w:val="single"/>
+                </w:rPr>
+                <w:t>https://t.me/jizzax_kiber/626?single</w:t>
+              </w:r>
+            </w:hyperlink>
+            <w:r>
+              <w:rPr>
+                <w:rFonts w:ascii="Times New Roman" w:hAnsi="Times New Roman" w:cs="Times New Roman"/>
+                <w:sz w:val="24"/>
+                <w:szCs w:val="24"/>
+              </w:rPr>
+              <w:t xml:space="preserve">; Instagram – </w:t>
+            </w:r>
+            <w:hyperlink r:id="rId9056" w:history="1">
+              <w:r>
+                <w:rPr>
+                  <w:rFonts w:ascii="Times New Roman" w:hAnsi="Times New Roman" w:cs="Times New Roman"/>
+                  <w:color w:val="0000FF"/>
+                  <w:sz w:val="24"/>
+                  <w:szCs w:val="24"/>
+                  <w:u w:val="single"/>
+                </w:rPr>
+                <w:t>https://www.instagram.com/reel/DeMfzb9Tc7w/?vrfl=cXdkYnFjdTg3bGw3</w:t>
+              </w:r>
+            </w:hyperlink>
+            <w:r>
+              <w:rPr>
+                <w:rFonts w:ascii="Times New Roman" w:hAnsi="Times New Roman" w:cs="Times New Roman"/>
+                <w:sz w:val="24"/>
+                <w:szCs w:val="24"/>
+              </w:rPr>
+              <w:t xml:space="preserve">.</w:t>
+            </w:r>
           </w:p>
         </w:tc>
         <w:tc>
@@ -2389,6 +3741,54 @@
               </w:rPr>
               <w:t xml:space="preserve">Telegram akkauntida ikki bosqichli tekshiruvni yoqish va qo‘shimcha parol o‘rnatish tartibi haqidagi Reels videorolik tasvirga olindi.</w:t>
             </w:r>
+            <w:r>
+              <w:rPr>
+                <w:rFonts w:ascii="Times New Roman" w:hAnsi="Times New Roman" w:cs="Times New Roman"/>
+                <w:sz w:val="24"/>
+                <w:szCs w:val="24"/>
+              </w:rPr>
+              <w:t xml:space="preserve"> Havolalar: Telegram – </w:t>
+            </w:r>
+            <w:hyperlink r:id="rId9057" w:history="1">
+              <w:r>
+                <w:rPr>
+                  <w:rFonts w:ascii="Times New Roman" w:hAnsi="Times New Roman" w:cs="Times New Roman"/>
+                  <w:color w:val="0000FF"/>
+                  <w:sz w:val="24"/>
+                  <w:szCs w:val="24"/>
+                  <w:u w:val="single"/>
+                </w:rPr>
+                <w:t>https://t.me/jizzax_kiber/626?single</w:t>
+              </w:r>
+            </w:hyperlink>
+            <w:r>
+              <w:rPr>
+                <w:rFonts w:ascii="Times New Roman" w:hAnsi="Times New Roman" w:cs="Times New Roman"/>
+                <w:sz w:val="24"/>
+                <w:szCs w:val="24"/>
+              </w:rPr>
+              <w:t xml:space="preserve">; Instagram – </w:t>
+            </w:r>
+            <w:hyperlink r:id="rId9058" w:history="1">
+              <w:r>
+                <w:rPr>
+                  <w:rFonts w:ascii="Times New Roman" w:hAnsi="Times New Roman" w:cs="Times New Roman"/>
+                  <w:color w:val="0000FF"/>
+                  <w:sz w:val="24"/>
+                  <w:szCs w:val="24"/>
+                  <w:u w:val="single"/>
+                </w:rPr>
+                <w:t>https://www.instagram.com/reel/DeMfzb9Tc7w/?vrfl=cXdkYnFjdTg3bGw3</w:t>
+              </w:r>
+            </w:hyperlink>
+            <w:r>
+              <w:rPr>
+                <w:rFonts w:ascii="Times New Roman" w:hAnsi="Times New Roman" w:cs="Times New Roman"/>
+                <w:sz w:val="24"/>
+                <w:szCs w:val="24"/>
+              </w:rPr>
+              <w:t xml:space="preserve">.</w:t>
+            </w:r>
           </w:p>
         </w:tc>
         <w:tc>
@@ -2464,6 +3864,54 @@
               </w:rPr>
               <w:t xml:space="preserve">Telegram akkauntida ikki bosqichli tekshiruvni yoqish va qo‘shimcha parol o‘rnatish tartibi haqidagi Reels videorolikning rus tilidagi varianti uchun ssenariy moslashtirildi.</w:t>
             </w:r>
+            <w:r>
+              <w:rPr>
+                <w:rFonts w:ascii="Times New Roman" w:hAnsi="Times New Roman" w:cs="Times New Roman"/>
+                <w:sz w:val="24"/>
+                <w:szCs w:val="24"/>
+              </w:rPr>
+              <w:t xml:space="preserve"> Havolalar: Telegram – </w:t>
+            </w:r>
+            <w:hyperlink r:id="rId9059" w:history="1">
+              <w:r>
+                <w:rPr>
+                  <w:rFonts w:ascii="Times New Roman" w:hAnsi="Times New Roman" w:cs="Times New Roman"/>
+                  <w:color w:val="0000FF"/>
+                  <w:sz w:val="24"/>
+                  <w:szCs w:val="24"/>
+                  <w:u w:val="single"/>
+                </w:rPr>
+                <w:t>https://t.me/jizzax_kiber/626</w:t>
+              </w:r>
+            </w:hyperlink>
+            <w:r>
+              <w:rPr>
+                <w:rFonts w:ascii="Times New Roman" w:hAnsi="Times New Roman" w:cs="Times New Roman"/>
+                <w:sz w:val="24"/>
+                <w:szCs w:val="24"/>
+              </w:rPr>
+              <w:t xml:space="preserve">; Instagram – </w:t>
+            </w:r>
+            <w:hyperlink r:id="rId9060" w:history="1">
+              <w:r>
+                <w:rPr>
+                  <w:rFonts w:ascii="Times New Roman" w:hAnsi="Times New Roman" w:cs="Times New Roman"/>
+                  <w:color w:val="0000FF"/>
+                  <w:sz w:val="24"/>
+                  <w:szCs w:val="24"/>
+                  <w:u w:val="single"/>
+                </w:rPr>
+                <w:t>https://www.instagram.com/reel/DeMeGETTmfm/?xtok=MTc3aGR2NDI4a2plYg==</w:t>
+              </w:r>
+            </w:hyperlink>
+            <w:r>
+              <w:rPr>
+                <w:rFonts w:ascii="Times New Roman" w:hAnsi="Times New Roman" w:cs="Times New Roman"/>
+                <w:sz w:val="24"/>
+                <w:szCs w:val="24"/>
+              </w:rPr>
+              <w:t xml:space="preserve">.</w:t>
+            </w:r>
           </w:p>
         </w:tc>
         <w:tc>
@@ -2539,6 +3987,54 @@
               </w:rPr>
               <w:t xml:space="preserve">Telegram akkauntida ikki bosqichli tekshiruvni yoqish va qo‘shimcha parol o‘rnatish tartibi haqidagi Reels videorolikning rus tilidagi varianti tasvirga olindi.</w:t>
             </w:r>
+            <w:r>
+              <w:rPr>
+                <w:rFonts w:ascii="Times New Roman" w:hAnsi="Times New Roman" w:cs="Times New Roman"/>
+                <w:sz w:val="24"/>
+                <w:szCs w:val="24"/>
+              </w:rPr>
+              <w:t xml:space="preserve"> Havolalar: Telegram – </w:t>
+            </w:r>
+            <w:hyperlink r:id="rId9061" w:history="1">
+              <w:r>
+                <w:rPr>
+                  <w:rFonts w:ascii="Times New Roman" w:hAnsi="Times New Roman" w:cs="Times New Roman"/>
+                  <w:color w:val="0000FF"/>
+                  <w:sz w:val="24"/>
+                  <w:szCs w:val="24"/>
+                  <w:u w:val="single"/>
+                </w:rPr>
+                <w:t>https://t.me/jizzax_kiber/626</w:t>
+              </w:r>
+            </w:hyperlink>
+            <w:r>
+              <w:rPr>
+                <w:rFonts w:ascii="Times New Roman" w:hAnsi="Times New Roman" w:cs="Times New Roman"/>
+                <w:sz w:val="24"/>
+                <w:szCs w:val="24"/>
+              </w:rPr>
+              <w:t xml:space="preserve">; Instagram – </w:t>
+            </w:r>
+            <w:hyperlink r:id="rId9062" w:history="1">
+              <w:r>
+                <w:rPr>
+                  <w:rFonts w:ascii="Times New Roman" w:hAnsi="Times New Roman" w:cs="Times New Roman"/>
+                  <w:color w:val="0000FF"/>
+                  <w:sz w:val="24"/>
+                  <w:szCs w:val="24"/>
+                  <w:u w:val="single"/>
+                </w:rPr>
+                <w:t>https://www.instagram.com/reel/DeMeGETTmfm/?xtok=MTc3aGR2NDI4a2plYg==</w:t>
+              </w:r>
+            </w:hyperlink>
+            <w:r>
+              <w:rPr>
+                <w:rFonts w:ascii="Times New Roman" w:hAnsi="Times New Roman" w:cs="Times New Roman"/>
+                <w:sz w:val="24"/>
+                <w:szCs w:val="24"/>
+              </w:rPr>
+              <w:t xml:space="preserve">.</w:t>
+            </w:r>
           </w:p>
         </w:tc>
         <w:tc>
@@ -2614,6 +4110,54 @@
               </w:rPr>
               <w:t xml:space="preserve">«HUMOGRAM» xavfsiz messenjeri va uning zararli APK fayllardan himoya qilish imkoniyatlari haqidagi Reels videorolik g‘oyasi va ssenariysi ishlab chiqildi.</w:t>
             </w:r>
+            <w:r>
+              <w:rPr>
+                <w:rFonts w:ascii="Times New Roman" w:hAnsi="Times New Roman" w:cs="Times New Roman"/>
+                <w:sz w:val="24"/>
+                <w:szCs w:val="24"/>
+              </w:rPr>
+              <w:t xml:space="preserve"> Havolalar: Telegram – </w:t>
+            </w:r>
+            <w:hyperlink r:id="rId9063" w:history="1">
+              <w:r>
+                <w:rPr>
+                  <w:rFonts w:ascii="Times New Roman" w:hAnsi="Times New Roman" w:cs="Times New Roman"/>
+                  <w:color w:val="0000FF"/>
+                  <w:sz w:val="24"/>
+                  <w:szCs w:val="24"/>
+                  <w:u w:val="single"/>
+                </w:rPr>
+                <w:t>https://t.me/jizzax_kiber/628</w:t>
+              </w:r>
+            </w:hyperlink>
+            <w:r>
+              <w:rPr>
+                <w:rFonts w:ascii="Times New Roman" w:hAnsi="Times New Roman" w:cs="Times New Roman"/>
+                <w:sz w:val="24"/>
+                <w:szCs w:val="24"/>
+              </w:rPr>
+              <w:t xml:space="preserve">; Instagram – </w:t>
+            </w:r>
+            <w:hyperlink r:id="rId9064" w:history="1">
+              <w:r>
+                <w:rPr>
+                  <w:rFonts w:ascii="Times New Roman" w:hAnsi="Times New Roman" w:cs="Times New Roman"/>
+                  <w:color w:val="0000FF"/>
+                  <w:sz w:val="24"/>
+                  <w:szCs w:val="24"/>
+                  <w:u w:val="single"/>
+                </w:rPr>
+                <w:t>https://www.instagram.com/reel/DeODMFao1ZJ/?srtk=bjJob3dzbGMxMWEz</w:t>
+              </w:r>
+            </w:hyperlink>
+            <w:r>
+              <w:rPr>
+                <w:rFonts w:ascii="Times New Roman" w:hAnsi="Times New Roman" w:cs="Times New Roman"/>
+                <w:sz w:val="24"/>
+                <w:szCs w:val="24"/>
+              </w:rPr>
+              <w:t xml:space="preserve">.</w:t>
+            </w:r>
           </w:p>
         </w:tc>
         <w:tc>
@@ -2689,6 +4233,54 @@
               </w:rPr>
               <w:t xml:space="preserve">«HUMOGRAM» xavfsiz messenjeri va uning zararli APK fayllardan himoya qilish imkoniyatlari haqidagi Reels videorolik tasvirga olindi.</w:t>
             </w:r>
+            <w:r>
+              <w:rPr>
+                <w:rFonts w:ascii="Times New Roman" w:hAnsi="Times New Roman" w:cs="Times New Roman"/>
+                <w:sz w:val="24"/>
+                <w:szCs w:val="24"/>
+              </w:rPr>
+              <w:t xml:space="preserve"> Havolalar: Telegram – </w:t>
+            </w:r>
+            <w:hyperlink r:id="rId9065" w:history="1">
+              <w:r>
+                <w:rPr>
+                  <w:rFonts w:ascii="Times New Roman" w:hAnsi="Times New Roman" w:cs="Times New Roman"/>
+                  <w:color w:val="0000FF"/>
+                  <w:sz w:val="24"/>
+                  <w:szCs w:val="24"/>
+                  <w:u w:val="single"/>
+                </w:rPr>
+                <w:t>https://t.me/jizzax_kiber/628</w:t>
+              </w:r>
+            </w:hyperlink>
+            <w:r>
+              <w:rPr>
+                <w:rFonts w:ascii="Times New Roman" w:hAnsi="Times New Roman" w:cs="Times New Roman"/>
+                <w:sz w:val="24"/>
+                <w:szCs w:val="24"/>
+              </w:rPr>
+              <w:t xml:space="preserve">; Instagram – </w:t>
+            </w:r>
+            <w:hyperlink r:id="rId9066" w:history="1">
+              <w:r>
+                <w:rPr>
+                  <w:rFonts w:ascii="Times New Roman" w:hAnsi="Times New Roman" w:cs="Times New Roman"/>
+                  <w:color w:val="0000FF"/>
+                  <w:sz w:val="24"/>
+                  <w:szCs w:val="24"/>
+                  <w:u w:val="single"/>
+                </w:rPr>
+                <w:t>https://www.instagram.com/reel/DeODMFao1ZJ/?srtk=bjJob3dzbGMxMWEz</w:t>
+              </w:r>
+            </w:hyperlink>
+            <w:r>
+              <w:rPr>
+                <w:rFonts w:ascii="Times New Roman" w:hAnsi="Times New Roman" w:cs="Times New Roman"/>
+                <w:sz w:val="24"/>
+                <w:szCs w:val="24"/>
+              </w:rPr>
+              <w:t xml:space="preserve">.</w:t>
+            </w:r>
           </w:p>
         </w:tc>
         <w:tc>
@@ -2764,6 +4356,54 @@
               </w:rPr>
               <w:t xml:space="preserve">Shubhali holatlarda «JizzaxKiberMaslahatBot» orqali yozma maslahat olishni targ‘ib qiluvchi Reels videorolik g‘oyasi va ssenariysi ishlab chiqildi.</w:t>
             </w:r>
+            <w:r>
+              <w:rPr>
+                <w:rFonts w:ascii="Times New Roman" w:hAnsi="Times New Roman" w:cs="Times New Roman"/>
+                <w:sz w:val="24"/>
+                <w:szCs w:val="24"/>
+              </w:rPr>
+              <w:t xml:space="preserve"> Havolalar: Telegram – </w:t>
+            </w:r>
+            <w:hyperlink r:id="rId9067" w:history="1">
+              <w:r>
+                <w:rPr>
+                  <w:rFonts w:ascii="Times New Roman" w:hAnsi="Times New Roman" w:cs="Times New Roman"/>
+                  <w:color w:val="0000FF"/>
+                  <w:sz w:val="24"/>
+                  <w:szCs w:val="24"/>
+                  <w:u w:val="single"/>
+                </w:rPr>
+                <w:t>https://t.me/jizzax_kiber/629</w:t>
+              </w:r>
+            </w:hyperlink>
+            <w:r>
+              <w:rPr>
+                <w:rFonts w:ascii="Times New Roman" w:hAnsi="Times New Roman" w:cs="Times New Roman"/>
+                <w:sz w:val="24"/>
+                <w:szCs w:val="24"/>
+              </w:rPr>
+              <w:t xml:space="preserve">; Instagram – </w:t>
+            </w:r>
+            <w:hyperlink r:id="rId9068" w:history="1">
+              <w:r>
+                <w:rPr>
+                  <w:rFonts w:ascii="Times New Roman" w:hAnsi="Times New Roman" w:cs="Times New Roman"/>
+                  <w:color w:val="0000FF"/>
+                  <w:sz w:val="24"/>
+                  <w:szCs w:val="24"/>
+                  <w:u w:val="single"/>
+                </w:rPr>
+                <w:t>https://www.instagram.com/reel/DeQ2gfxz7iM/?exln=b3kxZHBxamh4anNq</w:t>
+              </w:r>
+            </w:hyperlink>
+            <w:r>
+              <w:rPr>
+                <w:rFonts w:ascii="Times New Roman" w:hAnsi="Times New Roman" w:cs="Times New Roman"/>
+                <w:sz w:val="24"/>
+                <w:szCs w:val="24"/>
+              </w:rPr>
+              <w:t xml:space="preserve">.</w:t>
+            </w:r>
           </w:p>
         </w:tc>
         <w:tc>
@@ -2839,6 +4479,54 @@
               </w:rPr>
               <w:t xml:space="preserve">Shubhali holatlarda «JizzaxKiberMaslahatBot» orqali yozma maslahat olishni targ‘ib qiluvchi Reels videorolik tasvirga olindi.</w:t>
             </w:r>
+            <w:r>
+              <w:rPr>
+                <w:rFonts w:ascii="Times New Roman" w:hAnsi="Times New Roman" w:cs="Times New Roman"/>
+                <w:sz w:val="24"/>
+                <w:szCs w:val="24"/>
+              </w:rPr>
+              <w:t xml:space="preserve"> Havolalar: Telegram – </w:t>
+            </w:r>
+            <w:hyperlink r:id="rId9069" w:history="1">
+              <w:r>
+                <w:rPr>
+                  <w:rFonts w:ascii="Times New Roman" w:hAnsi="Times New Roman" w:cs="Times New Roman"/>
+                  <w:color w:val="0000FF"/>
+                  <w:sz w:val="24"/>
+                  <w:szCs w:val="24"/>
+                  <w:u w:val="single"/>
+                </w:rPr>
+                <w:t>https://t.me/jizzax_kiber/629</w:t>
+              </w:r>
+            </w:hyperlink>
+            <w:r>
+              <w:rPr>
+                <w:rFonts w:ascii="Times New Roman" w:hAnsi="Times New Roman" w:cs="Times New Roman"/>
+                <w:sz w:val="24"/>
+                <w:szCs w:val="24"/>
+              </w:rPr>
+              <w:t xml:space="preserve">; Instagram – </w:t>
+            </w:r>
+            <w:hyperlink r:id="rId9070" w:history="1">
+              <w:r>
+                <w:rPr>
+                  <w:rFonts w:ascii="Times New Roman" w:hAnsi="Times New Roman" w:cs="Times New Roman"/>
+                  <w:color w:val="0000FF"/>
+                  <w:sz w:val="24"/>
+                  <w:szCs w:val="24"/>
+                  <w:u w:val="single"/>
+                </w:rPr>
+                <w:t>https://www.instagram.com/reel/DeQ2gfxz7iM/?exln=b3kxZHBxamh4anNq</w:t>
+              </w:r>
+            </w:hyperlink>
+            <w:r>
+              <w:rPr>
+                <w:rFonts w:ascii="Times New Roman" w:hAnsi="Times New Roman" w:cs="Times New Roman"/>
+                <w:sz w:val="24"/>
+                <w:szCs w:val="24"/>
+              </w:rPr>
+              <w:t xml:space="preserve">.</w:t>
+            </w:r>
           </w:p>
         </w:tc>
         <w:tc>
@@ -2862,6 +4550,1345 @@
                 <w:szCs w:val="24"/>
               </w:rPr>
               <w:t>09.10.2026</w:t>
+            </w:r>
+          </w:p>
+        </w:tc>
+      </w:tr>
+      <w:tr>
+        <w:trPr>
+          <w:trHeight w:val="437"/>
+        </w:trPr>
+        <w:tc>
+          <w:tcPr>
+            <w:tcW w:w="567" w:type="dxa"/>
+          </w:tcPr>
+          <w:p>
+            <w:pPr>
+              <w:pStyle w:val="a3"/>
+              <w:numPr>
+                <w:ilvl w:val="0"/>
+                <w:numId w:val="6"/>
+              </w:numPr>
+              <w:spacing w:line="276" w:lineRule="auto"/>
+              <w:rPr>
+                <w:rFonts w:ascii="Times New Roman" w:hAnsi="Times New Roman" w:cs="Times New Roman"/>
+                <w:sz w:val="24"/>
+                <w:szCs w:val="24"/>
+              </w:rPr>
+            </w:pPr>
+          </w:p>
+        </w:tc>
+        <w:tc>
+          <w:tcPr>
+            <w:tcW w:w="8535" w:type="dxa"/>
+          </w:tcPr>
+          <w:p>
+            <w:pPr>
+              <w:tabs>
+                <w:tab w:val="left" w:pos="5520"/>
+              </w:tabs>
+              <w:spacing w:after="0"/>
+              <w:rPr>
+                <w:rFonts w:ascii="Times New Roman" w:hAnsi="Times New Roman" w:cs="Times New Roman"/>
+                <w:sz w:val="24"/>
+                <w:szCs w:val="24"/>
+              </w:rPr>
+            </w:pPr>
+            <w:r>
+              <w:rPr>
+                <w:rFonts w:ascii="Times New Roman" w:hAnsi="Times New Roman" w:cs="Times New Roman"/>
+                <w:sz w:val="24"/>
+                <w:szCs w:val="24"/>
+              </w:rPr>
+              <w:t xml:space="preserve">«Jizzax Cyber Security Challenge» xakatonining yakunlanishi foto va videotasvirga olindi, post tayyorlandi.</w:t>
+            </w:r>
+            <w:r>
+              <w:rPr>
+                <w:rFonts w:ascii="Times New Roman" w:hAnsi="Times New Roman" w:cs="Times New Roman"/>
+                <w:sz w:val="24"/>
+                <w:szCs w:val="24"/>
+              </w:rPr>
+              <w:t xml:space="preserve"> Havola: </w:t>
+            </w:r>
+            <w:hyperlink r:id="rId9071" w:history="1">
+              <w:r>
+                <w:rPr>
+                  <w:rFonts w:ascii="Times New Roman" w:hAnsi="Times New Roman" w:cs="Times New Roman"/>
+                  <w:color w:val="0000FF"/>
+                  <w:sz w:val="24"/>
+                  <w:szCs w:val="24"/>
+                  <w:u w:val="single"/>
+                </w:rPr>
+                <w:t>https://t.me/c/4437176233/342</w:t>
+              </w:r>
+            </w:hyperlink>
+            <w:r>
+              <w:rPr>
+                <w:rFonts w:ascii="Times New Roman" w:hAnsi="Times New Roman" w:cs="Times New Roman"/>
+                <w:sz w:val="24"/>
+                <w:szCs w:val="24"/>
+              </w:rPr>
+              <w:t xml:space="preserve">.</w:t>
+            </w:r>
+          </w:p>
+        </w:tc>
+        <w:tc>
+          <w:tcPr>
+            <w:tcW w:w="1701" w:type="dxa"/>
+          </w:tcPr>
+          <w:p>
+            <w:pPr>
+              <w:spacing w:after="0"/>
+              <w:jc w:val="center"/>
+              <w:rPr>
+                <w:rFonts w:ascii="Times New Roman" w:hAnsi="Times New Roman" w:cs="Times New Roman"/>
+                <w:sz w:val="24"/>
+                <w:szCs w:val="24"/>
+              </w:rPr>
+            </w:pPr>
+            <w:r>
+              <w:rPr>
+                <w:rFonts w:ascii="Times New Roman" w:hAnsi="Times New Roman" w:cs="Times New Roman"/>
+                <w:sz w:val="24"/>
+                <w:szCs w:val="24"/>
+              </w:rPr>
+              <w:t>__.__.2026</w:t>
+            </w:r>
+          </w:p>
+        </w:tc>
+      </w:tr>
+      <w:tr>
+        <w:trPr>
+          <w:trHeight w:val="437"/>
+        </w:trPr>
+        <w:tc>
+          <w:tcPr>
+            <w:tcW w:w="567" w:type="dxa"/>
+          </w:tcPr>
+          <w:p>
+            <w:pPr>
+              <w:pStyle w:val="a3"/>
+              <w:numPr>
+                <w:ilvl w:val="0"/>
+                <w:numId w:val="6"/>
+              </w:numPr>
+              <w:spacing w:line="276" w:lineRule="auto"/>
+              <w:rPr>
+                <w:rFonts w:ascii="Times New Roman" w:hAnsi="Times New Roman" w:cs="Times New Roman"/>
+                <w:sz w:val="24"/>
+                <w:szCs w:val="24"/>
+              </w:rPr>
+            </w:pPr>
+          </w:p>
+        </w:tc>
+        <w:tc>
+          <w:tcPr>
+            <w:tcW w:w="8535" w:type="dxa"/>
+          </w:tcPr>
+          <w:p>
+            <w:pPr>
+              <w:tabs>
+                <w:tab w:val="left" w:pos="5520"/>
+              </w:tabs>
+              <w:spacing w:after="0"/>
+              <w:rPr>
+                <w:rFonts w:ascii="Times New Roman" w:hAnsi="Times New Roman" w:cs="Times New Roman"/>
+                <w:sz w:val="24"/>
+                <w:szCs w:val="24"/>
+              </w:rPr>
+            </w:pPr>
+            <w:r>
+              <w:rPr>
+                <w:rFonts w:ascii="Times New Roman" w:hAnsi="Times New Roman" w:cs="Times New Roman"/>
+                <w:sz w:val="24"/>
+                <w:szCs w:val="24"/>
+              </w:rPr>
+              <w:t xml:space="preserve">Ijtimoiy himoya milliy agentligi Jizzax viloyati xodimlari ishtirokidagi kiberxavfsizlik targ‘ibot tadbiri foto va videotasvirga olindi, post tayyorlandi.</w:t>
+            </w:r>
+            <w:r>
+              <w:rPr>
+                <w:rFonts w:ascii="Times New Roman" w:hAnsi="Times New Roman" w:cs="Times New Roman"/>
+                <w:sz w:val="24"/>
+                <w:szCs w:val="24"/>
+              </w:rPr>
+              <w:t xml:space="preserve"> Havola: </w:t>
+            </w:r>
+            <w:hyperlink r:id="rId9072" w:history="1">
+              <w:r>
+                <w:rPr>
+                  <w:rFonts w:ascii="Times New Roman" w:hAnsi="Times New Roman" w:cs="Times New Roman"/>
+                  <w:color w:val="0000FF"/>
+                  <w:sz w:val="24"/>
+                  <w:szCs w:val="24"/>
+                  <w:u w:val="single"/>
+                </w:rPr>
+                <w:t>https://t.me/c/4437176233/343</w:t>
+              </w:r>
+            </w:hyperlink>
+            <w:r>
+              <w:rPr>
+                <w:rFonts w:ascii="Times New Roman" w:hAnsi="Times New Roman" w:cs="Times New Roman"/>
+                <w:sz w:val="24"/>
+                <w:szCs w:val="24"/>
+              </w:rPr>
+              <w:t xml:space="preserve">.</w:t>
+            </w:r>
+          </w:p>
+        </w:tc>
+        <w:tc>
+          <w:tcPr>
+            <w:tcW w:w="1701" w:type="dxa"/>
+          </w:tcPr>
+          <w:p>
+            <w:pPr>
+              <w:spacing w:after="0"/>
+              <w:jc w:val="center"/>
+              <w:rPr>
+                <w:rFonts w:ascii="Times New Roman" w:hAnsi="Times New Roman" w:cs="Times New Roman"/>
+                <w:sz w:val="24"/>
+                <w:szCs w:val="24"/>
+              </w:rPr>
+            </w:pPr>
+            <w:r>
+              <w:rPr>
+                <w:rFonts w:ascii="Times New Roman" w:hAnsi="Times New Roman" w:cs="Times New Roman"/>
+                <w:sz w:val="24"/>
+                <w:szCs w:val="24"/>
+              </w:rPr>
+              <w:t>__.__.2026</w:t>
+            </w:r>
+          </w:p>
+        </w:tc>
+      </w:tr>
+      <w:tr>
+        <w:trPr>
+          <w:trHeight w:val="437"/>
+        </w:trPr>
+        <w:tc>
+          <w:tcPr>
+            <w:tcW w:w="567" w:type="dxa"/>
+          </w:tcPr>
+          <w:p>
+            <w:pPr>
+              <w:pStyle w:val="a3"/>
+              <w:numPr>
+                <w:ilvl w:val="0"/>
+                <w:numId w:val="6"/>
+              </w:numPr>
+              <w:spacing w:line="276" w:lineRule="auto"/>
+              <w:rPr>
+                <w:rFonts w:ascii="Times New Roman" w:hAnsi="Times New Roman" w:cs="Times New Roman"/>
+                <w:sz w:val="24"/>
+                <w:szCs w:val="24"/>
+              </w:rPr>
+            </w:pPr>
+          </w:p>
+        </w:tc>
+        <w:tc>
+          <w:tcPr>
+            <w:tcW w:w="8535" w:type="dxa"/>
+          </w:tcPr>
+          <w:p>
+            <w:pPr>
+              <w:tabs>
+                <w:tab w:val="left" w:pos="5520"/>
+              </w:tabs>
+              <w:spacing w:after="0"/>
+              <w:rPr>
+                <w:rFonts w:ascii="Times New Roman" w:hAnsi="Times New Roman" w:cs="Times New Roman"/>
+                <w:sz w:val="24"/>
+                <w:szCs w:val="24"/>
+              </w:rPr>
+            </w:pPr>
+            <w:r>
+              <w:rPr>
+                <w:rFonts w:ascii="Times New Roman" w:hAnsi="Times New Roman" w:cs="Times New Roman"/>
+                <w:sz w:val="24"/>
+                <w:szCs w:val="24"/>
+              </w:rPr>
+              <w:t xml:space="preserve">«Agrobank» Jizzax viloyat boshqarmasidagi kiberxavfsizlik o‘quv seminari foto va videotasvirga olindi, lotin yozuvidagi post tayyorlandi.</w:t>
+            </w:r>
+            <w:r>
+              <w:rPr>
+                <w:rFonts w:ascii="Times New Roman" w:hAnsi="Times New Roman" w:cs="Times New Roman"/>
+                <w:sz w:val="24"/>
+                <w:szCs w:val="24"/>
+              </w:rPr>
+              <w:t xml:space="preserve"> Havola: </w:t>
+            </w:r>
+            <w:hyperlink r:id="rId9073" w:history="1">
+              <w:r>
+                <w:rPr>
+                  <w:rFonts w:ascii="Times New Roman" w:hAnsi="Times New Roman" w:cs="Times New Roman"/>
+                  <w:color w:val="0000FF"/>
+                  <w:sz w:val="24"/>
+                  <w:szCs w:val="24"/>
+                  <w:u w:val="single"/>
+                </w:rPr>
+                <w:t>https://t.me/c/4437176233/347</w:t>
+              </w:r>
+            </w:hyperlink>
+            <w:r>
+              <w:rPr>
+                <w:rFonts w:ascii="Times New Roman" w:hAnsi="Times New Roman" w:cs="Times New Roman"/>
+                <w:sz w:val="24"/>
+                <w:szCs w:val="24"/>
+              </w:rPr>
+              <w:t xml:space="preserve">.</w:t>
+            </w:r>
+          </w:p>
+        </w:tc>
+        <w:tc>
+          <w:tcPr>
+            <w:tcW w:w="1701" w:type="dxa"/>
+          </w:tcPr>
+          <w:p>
+            <w:pPr>
+              <w:spacing w:after="0"/>
+              <w:jc w:val="center"/>
+              <w:rPr>
+                <w:rFonts w:ascii="Times New Roman" w:hAnsi="Times New Roman" w:cs="Times New Roman"/>
+                <w:sz w:val="24"/>
+                <w:szCs w:val="24"/>
+              </w:rPr>
+            </w:pPr>
+            <w:r>
+              <w:rPr>
+                <w:rFonts w:ascii="Times New Roman" w:hAnsi="Times New Roman" w:cs="Times New Roman"/>
+                <w:sz w:val="24"/>
+                <w:szCs w:val="24"/>
+              </w:rPr>
+              <w:t>__.__.2026</w:t>
+            </w:r>
+          </w:p>
+        </w:tc>
+      </w:tr>
+      <w:tr>
+        <w:trPr>
+          <w:trHeight w:val="437"/>
+        </w:trPr>
+        <w:tc>
+          <w:tcPr>
+            <w:tcW w:w="567" w:type="dxa"/>
+          </w:tcPr>
+          <w:p>
+            <w:pPr>
+              <w:pStyle w:val="a3"/>
+              <w:numPr>
+                <w:ilvl w:val="0"/>
+                <w:numId w:val="6"/>
+              </w:numPr>
+              <w:spacing w:line="276" w:lineRule="auto"/>
+              <w:rPr>
+                <w:rFonts w:ascii="Times New Roman" w:hAnsi="Times New Roman" w:cs="Times New Roman"/>
+                <w:sz w:val="24"/>
+                <w:szCs w:val="24"/>
+              </w:rPr>
+            </w:pPr>
+          </w:p>
+        </w:tc>
+        <w:tc>
+          <w:tcPr>
+            <w:tcW w:w="8535" w:type="dxa"/>
+          </w:tcPr>
+          <w:p>
+            <w:pPr>
+              <w:tabs>
+                <w:tab w:val="left" w:pos="5520"/>
+              </w:tabs>
+              <w:spacing w:after="0"/>
+              <w:rPr>
+                <w:rFonts w:ascii="Times New Roman" w:hAnsi="Times New Roman" w:cs="Times New Roman"/>
+                <w:sz w:val="24"/>
+                <w:szCs w:val="24"/>
+              </w:rPr>
+            </w:pPr>
+            <w:r>
+              <w:rPr>
+                <w:rFonts w:ascii="Times New Roman" w:hAnsi="Times New Roman" w:cs="Times New Roman"/>
+                <w:sz w:val="24"/>
+                <w:szCs w:val="24"/>
+              </w:rPr>
+              <w:t xml:space="preserve">«Agrobank» Jizzax viloyati boshqarmasidagi o‘quv seminari bo‘yicha kirill yozuvidagi post tayyorlandi.</w:t>
+            </w:r>
+            <w:r>
+              <w:rPr>
+                <w:rFonts w:ascii="Times New Roman" w:hAnsi="Times New Roman" w:cs="Times New Roman"/>
+                <w:sz w:val="24"/>
+                <w:szCs w:val="24"/>
+              </w:rPr>
+              <w:t xml:space="preserve"> Havola: </w:t>
+            </w:r>
+            <w:hyperlink r:id="rId9074" w:history="1">
+              <w:r>
+                <w:rPr>
+                  <w:rFonts w:ascii="Times New Roman" w:hAnsi="Times New Roman" w:cs="Times New Roman"/>
+                  <w:color w:val="0000FF"/>
+                  <w:sz w:val="24"/>
+                  <w:szCs w:val="24"/>
+                  <w:u w:val="single"/>
+                </w:rPr>
+                <w:t>https://t.me/c/4437176233/351</w:t>
+              </w:r>
+            </w:hyperlink>
+            <w:r>
+              <w:rPr>
+                <w:rFonts w:ascii="Times New Roman" w:hAnsi="Times New Roman" w:cs="Times New Roman"/>
+                <w:sz w:val="24"/>
+                <w:szCs w:val="24"/>
+              </w:rPr>
+              <w:t xml:space="preserve">.</w:t>
+            </w:r>
+          </w:p>
+        </w:tc>
+        <w:tc>
+          <w:tcPr>
+            <w:tcW w:w="1701" w:type="dxa"/>
+          </w:tcPr>
+          <w:p>
+            <w:pPr>
+              <w:spacing w:after="0"/>
+              <w:jc w:val="center"/>
+              <w:rPr>
+                <w:rFonts w:ascii="Times New Roman" w:hAnsi="Times New Roman" w:cs="Times New Roman"/>
+                <w:sz w:val="24"/>
+                <w:szCs w:val="24"/>
+              </w:rPr>
+            </w:pPr>
+            <w:r>
+              <w:rPr>
+                <w:rFonts w:ascii="Times New Roman" w:hAnsi="Times New Roman" w:cs="Times New Roman"/>
+                <w:sz w:val="24"/>
+                <w:szCs w:val="24"/>
+              </w:rPr>
+              <w:t>__.__.2026</w:t>
+            </w:r>
+          </w:p>
+        </w:tc>
+      </w:tr>
+      <w:tr>
+        <w:trPr>
+          <w:trHeight w:val="437"/>
+        </w:trPr>
+        <w:tc>
+          <w:tcPr>
+            <w:tcW w:w="567" w:type="dxa"/>
+          </w:tcPr>
+          <w:p>
+            <w:pPr>
+              <w:pStyle w:val="a3"/>
+              <w:numPr>
+                <w:ilvl w:val="0"/>
+                <w:numId w:val="6"/>
+              </w:numPr>
+              <w:spacing w:line="276" w:lineRule="auto"/>
+              <w:rPr>
+                <w:rFonts w:ascii="Times New Roman" w:hAnsi="Times New Roman" w:cs="Times New Roman"/>
+                <w:sz w:val="24"/>
+                <w:szCs w:val="24"/>
+              </w:rPr>
+            </w:pPr>
+          </w:p>
+        </w:tc>
+        <w:tc>
+          <w:tcPr>
+            <w:tcW w:w="8535" w:type="dxa"/>
+          </w:tcPr>
+          <w:p>
+            <w:pPr>
+              <w:tabs>
+                <w:tab w:val="left" w:pos="5520"/>
+              </w:tabs>
+              <w:spacing w:after="0"/>
+              <w:rPr>
+                <w:rFonts w:ascii="Times New Roman" w:hAnsi="Times New Roman" w:cs="Times New Roman"/>
+                <w:sz w:val="24"/>
+                <w:szCs w:val="24"/>
+              </w:rPr>
+            </w:pPr>
+            <w:r>
+              <w:rPr>
+                <w:rFonts w:ascii="Times New Roman" w:hAnsi="Times New Roman" w:cs="Times New Roman"/>
+                <w:sz w:val="24"/>
+                <w:szCs w:val="24"/>
+              </w:rPr>
+              <w:t xml:space="preserve">Jizzax davlat pedagogika universitetidagi kiberxavfsizlik o‘quv seminari foto va videotasvirga olindi, post tayyorlandi.</w:t>
+            </w:r>
+            <w:r>
+              <w:rPr>
+                <w:rFonts w:ascii="Times New Roman" w:hAnsi="Times New Roman" w:cs="Times New Roman"/>
+                <w:sz w:val="24"/>
+                <w:szCs w:val="24"/>
+              </w:rPr>
+              <w:t xml:space="preserve"> Havola: </w:t>
+            </w:r>
+            <w:hyperlink r:id="rId9075" w:history="1">
+              <w:r>
+                <w:rPr>
+                  <w:rFonts w:ascii="Times New Roman" w:hAnsi="Times New Roman" w:cs="Times New Roman"/>
+                  <w:color w:val="0000FF"/>
+                  <w:sz w:val="24"/>
+                  <w:szCs w:val="24"/>
+                  <w:u w:val="single"/>
+                </w:rPr>
+                <w:t>https://t.me/c/4437176233/352</w:t>
+              </w:r>
+            </w:hyperlink>
+            <w:r>
+              <w:rPr>
+                <w:rFonts w:ascii="Times New Roman" w:hAnsi="Times New Roman" w:cs="Times New Roman"/>
+                <w:sz w:val="24"/>
+                <w:szCs w:val="24"/>
+              </w:rPr>
+              <w:t xml:space="preserve">.</w:t>
+            </w:r>
+          </w:p>
+        </w:tc>
+        <w:tc>
+          <w:tcPr>
+            <w:tcW w:w="1701" w:type="dxa"/>
+          </w:tcPr>
+          <w:p>
+            <w:pPr>
+              <w:spacing w:after="0"/>
+              <w:jc w:val="center"/>
+              <w:rPr>
+                <w:rFonts w:ascii="Times New Roman" w:hAnsi="Times New Roman" w:cs="Times New Roman"/>
+                <w:sz w:val="24"/>
+                <w:szCs w:val="24"/>
+              </w:rPr>
+            </w:pPr>
+            <w:r>
+              <w:rPr>
+                <w:rFonts w:ascii="Times New Roman" w:hAnsi="Times New Roman" w:cs="Times New Roman"/>
+                <w:sz w:val="24"/>
+                <w:szCs w:val="24"/>
+              </w:rPr>
+              <w:t>__.__.2026</w:t>
+            </w:r>
+          </w:p>
+        </w:tc>
+      </w:tr>
+      <w:tr>
+        <w:trPr>
+          <w:trHeight w:val="437"/>
+        </w:trPr>
+        <w:tc>
+          <w:tcPr>
+            <w:tcW w:w="567" w:type="dxa"/>
+          </w:tcPr>
+          <w:p>
+            <w:pPr>
+              <w:pStyle w:val="a3"/>
+              <w:numPr>
+                <w:ilvl w:val="0"/>
+                <w:numId w:val="6"/>
+              </w:numPr>
+              <w:spacing w:line="276" w:lineRule="auto"/>
+              <w:rPr>
+                <w:rFonts w:ascii="Times New Roman" w:hAnsi="Times New Roman" w:cs="Times New Roman"/>
+                <w:sz w:val="24"/>
+                <w:szCs w:val="24"/>
+              </w:rPr>
+            </w:pPr>
+          </w:p>
+        </w:tc>
+        <w:tc>
+          <w:tcPr>
+            <w:tcW w:w="8535" w:type="dxa"/>
+          </w:tcPr>
+          <w:p>
+            <w:pPr>
+              <w:tabs>
+                <w:tab w:val="left" w:pos="5520"/>
+              </w:tabs>
+              <w:spacing w:after="0"/>
+              <w:rPr>
+                <w:rFonts w:ascii="Times New Roman" w:hAnsi="Times New Roman" w:cs="Times New Roman"/>
+                <w:sz w:val="24"/>
+                <w:szCs w:val="24"/>
+              </w:rPr>
+            </w:pPr>
+            <w:r>
+              <w:rPr>
+                <w:rFonts w:ascii="Times New Roman" w:hAnsi="Times New Roman" w:cs="Times New Roman"/>
+                <w:sz w:val="24"/>
+                <w:szCs w:val="24"/>
+              </w:rPr>
+              <w:t xml:space="preserve">Paxtakor tumanida fuqaroni kiberfiribgarlikdan asrab qolgan xodim D.M.Qodirovni taqdirlash marosimi foto va videotasvirga olindi, post tayyorlandi.</w:t>
+            </w:r>
+            <w:r>
+              <w:rPr>
+                <w:rFonts w:ascii="Times New Roman" w:hAnsi="Times New Roman" w:cs="Times New Roman"/>
+                <w:sz w:val="24"/>
+                <w:szCs w:val="24"/>
+              </w:rPr>
+              <w:t xml:space="preserve"> Havola: </w:t>
+            </w:r>
+            <w:hyperlink r:id="rId9076" w:history="1">
+              <w:r>
+                <w:rPr>
+                  <w:rFonts w:ascii="Times New Roman" w:hAnsi="Times New Roman" w:cs="Times New Roman"/>
+                  <w:color w:val="0000FF"/>
+                  <w:sz w:val="24"/>
+                  <w:szCs w:val="24"/>
+                  <w:u w:val="single"/>
+                </w:rPr>
+                <w:t>https://t.me/c/4437176233/356</w:t>
+              </w:r>
+            </w:hyperlink>
+            <w:r>
+              <w:rPr>
+                <w:rFonts w:ascii="Times New Roman" w:hAnsi="Times New Roman" w:cs="Times New Roman"/>
+                <w:sz w:val="24"/>
+                <w:szCs w:val="24"/>
+              </w:rPr>
+              <w:t xml:space="preserve">.</w:t>
+            </w:r>
+          </w:p>
+        </w:tc>
+        <w:tc>
+          <w:tcPr>
+            <w:tcW w:w="1701" w:type="dxa"/>
+          </w:tcPr>
+          <w:p>
+            <w:pPr>
+              <w:spacing w:after="0"/>
+              <w:jc w:val="center"/>
+              <w:rPr>
+                <w:rFonts w:ascii="Times New Roman" w:hAnsi="Times New Roman" w:cs="Times New Roman"/>
+                <w:sz w:val="24"/>
+                <w:szCs w:val="24"/>
+              </w:rPr>
+            </w:pPr>
+            <w:r>
+              <w:rPr>
+                <w:rFonts w:ascii="Times New Roman" w:hAnsi="Times New Roman" w:cs="Times New Roman"/>
+                <w:sz w:val="24"/>
+                <w:szCs w:val="24"/>
+              </w:rPr>
+              <w:t>__.__.2026</w:t>
+            </w:r>
+          </w:p>
+        </w:tc>
+      </w:tr>
+      <w:tr>
+        <w:trPr>
+          <w:trHeight w:val="437"/>
+        </w:trPr>
+        <w:tc>
+          <w:tcPr>
+            <w:tcW w:w="567" w:type="dxa"/>
+          </w:tcPr>
+          <w:p>
+            <w:pPr>
+              <w:pStyle w:val="a3"/>
+              <w:numPr>
+                <w:ilvl w:val="0"/>
+                <w:numId w:val="6"/>
+              </w:numPr>
+              <w:spacing w:line="276" w:lineRule="auto"/>
+              <w:rPr>
+                <w:rFonts w:ascii="Times New Roman" w:hAnsi="Times New Roman" w:cs="Times New Roman"/>
+                <w:sz w:val="24"/>
+                <w:szCs w:val="24"/>
+              </w:rPr>
+            </w:pPr>
+          </w:p>
+        </w:tc>
+        <w:tc>
+          <w:tcPr>
+            <w:tcW w:w="8535" w:type="dxa"/>
+          </w:tcPr>
+          <w:p>
+            <w:pPr>
+              <w:tabs>
+                <w:tab w:val="left" w:pos="5520"/>
+              </w:tabs>
+              <w:spacing w:after="0"/>
+              <w:rPr>
+                <w:rFonts w:ascii="Times New Roman" w:hAnsi="Times New Roman" w:cs="Times New Roman"/>
+                <w:sz w:val="24"/>
+                <w:szCs w:val="24"/>
+              </w:rPr>
+            </w:pPr>
+            <w:r>
+              <w:rPr>
+                <w:rFonts w:ascii="Times New Roman" w:hAnsi="Times New Roman" w:cs="Times New Roman"/>
+                <w:sz w:val="24"/>
+                <w:szCs w:val="24"/>
+              </w:rPr>
+              <w:t xml:space="preserve">«Meni izlab ovvora bo‘lmang» (.apk virusi talqinida) hazil-videorolik g‘oyasi va ssenariysi ishlab chiqilib, tasvirga olindi.</w:t>
+            </w:r>
+            <w:r>
+              <w:rPr>
+                <w:rFonts w:ascii="Times New Roman" w:hAnsi="Times New Roman" w:cs="Times New Roman"/>
+                <w:sz w:val="24"/>
+                <w:szCs w:val="24"/>
+              </w:rPr>
+              <w:t xml:space="preserve"> Havola: </w:t>
+            </w:r>
+            <w:hyperlink r:id="rId9077" w:history="1">
+              <w:r>
+                <w:rPr>
+                  <w:rFonts w:ascii="Times New Roman" w:hAnsi="Times New Roman" w:cs="Times New Roman"/>
+                  <w:color w:val="0000FF"/>
+                  <w:sz w:val="24"/>
+                  <w:szCs w:val="24"/>
+                  <w:u w:val="single"/>
+                </w:rPr>
+                <w:t>https://t.me/c/4437176233/359</w:t>
+              </w:r>
+            </w:hyperlink>
+            <w:r>
+              <w:rPr>
+                <w:rFonts w:ascii="Times New Roman" w:hAnsi="Times New Roman" w:cs="Times New Roman"/>
+                <w:sz w:val="24"/>
+                <w:szCs w:val="24"/>
+              </w:rPr>
+              <w:t xml:space="preserve">.</w:t>
+            </w:r>
+          </w:p>
+        </w:tc>
+        <w:tc>
+          <w:tcPr>
+            <w:tcW w:w="1701" w:type="dxa"/>
+          </w:tcPr>
+          <w:p>
+            <w:pPr>
+              <w:spacing w:after="0"/>
+              <w:jc w:val="center"/>
+              <w:rPr>
+                <w:rFonts w:ascii="Times New Roman" w:hAnsi="Times New Roman" w:cs="Times New Roman"/>
+                <w:sz w:val="24"/>
+                <w:szCs w:val="24"/>
+              </w:rPr>
+            </w:pPr>
+            <w:r>
+              <w:rPr>
+                <w:rFonts w:ascii="Times New Roman" w:hAnsi="Times New Roman" w:cs="Times New Roman"/>
+                <w:sz w:val="24"/>
+                <w:szCs w:val="24"/>
+              </w:rPr>
+              <w:t>__.__.2026</w:t>
+            </w:r>
+          </w:p>
+        </w:tc>
+      </w:tr>
+      <w:tr>
+        <w:trPr>
+          <w:trHeight w:val="437"/>
+        </w:trPr>
+        <w:tc>
+          <w:tcPr>
+            <w:tcW w:w="567" w:type="dxa"/>
+          </w:tcPr>
+          <w:p>
+            <w:pPr>
+              <w:pStyle w:val="a3"/>
+              <w:numPr>
+                <w:ilvl w:val="0"/>
+                <w:numId w:val="6"/>
+              </w:numPr>
+              <w:spacing w:line="276" w:lineRule="auto"/>
+              <w:rPr>
+                <w:rFonts w:ascii="Times New Roman" w:hAnsi="Times New Roman" w:cs="Times New Roman"/>
+                <w:sz w:val="24"/>
+                <w:szCs w:val="24"/>
+              </w:rPr>
+            </w:pPr>
+          </w:p>
+        </w:tc>
+        <w:tc>
+          <w:tcPr>
+            <w:tcW w:w="8535" w:type="dxa"/>
+          </w:tcPr>
+          <w:p>
+            <w:pPr>
+              <w:tabs>
+                <w:tab w:val="left" w:pos="5520"/>
+              </w:tabs>
+              <w:spacing w:after="0"/>
+              <w:rPr>
+                <w:rFonts w:ascii="Times New Roman" w:hAnsi="Times New Roman" w:cs="Times New Roman"/>
+                <w:sz w:val="24"/>
+                <w:szCs w:val="24"/>
+              </w:rPr>
+            </w:pPr>
+            <w:r>
+              <w:rPr>
+                <w:rFonts w:ascii="Times New Roman" w:hAnsi="Times New Roman" w:cs="Times New Roman"/>
+                <w:sz w:val="24"/>
+                <w:szCs w:val="24"/>
+              </w:rPr>
+              <w:t xml:space="preserve">Jizzax politexnika institutidagi kiberxavfsizlik targ‘ibot tadbiri foto va videotasvirga olindi, post tayyorlandi.</w:t>
+            </w:r>
+            <w:r>
+              <w:rPr>
+                <w:rFonts w:ascii="Times New Roman" w:hAnsi="Times New Roman" w:cs="Times New Roman"/>
+                <w:sz w:val="24"/>
+                <w:szCs w:val="24"/>
+              </w:rPr>
+              <w:t xml:space="preserve"> Havola: </w:t>
+            </w:r>
+            <w:hyperlink r:id="rId9078" w:history="1">
+              <w:r>
+                <w:rPr>
+                  <w:rFonts w:ascii="Times New Roman" w:hAnsi="Times New Roman" w:cs="Times New Roman"/>
+                  <w:color w:val="0000FF"/>
+                  <w:sz w:val="24"/>
+                  <w:szCs w:val="24"/>
+                  <w:u w:val="single"/>
+                </w:rPr>
+                <w:t>https://t.me/c/4437176233/367</w:t>
+              </w:r>
+            </w:hyperlink>
+            <w:r>
+              <w:rPr>
+                <w:rFonts w:ascii="Times New Roman" w:hAnsi="Times New Roman" w:cs="Times New Roman"/>
+                <w:sz w:val="24"/>
+                <w:szCs w:val="24"/>
+              </w:rPr>
+              <w:t xml:space="preserve">.</w:t>
+            </w:r>
+          </w:p>
+        </w:tc>
+        <w:tc>
+          <w:tcPr>
+            <w:tcW w:w="1701" w:type="dxa"/>
+          </w:tcPr>
+          <w:p>
+            <w:pPr>
+              <w:spacing w:after="0"/>
+              <w:jc w:val="center"/>
+              <w:rPr>
+                <w:rFonts w:ascii="Times New Roman" w:hAnsi="Times New Roman" w:cs="Times New Roman"/>
+                <w:sz w:val="24"/>
+                <w:szCs w:val="24"/>
+              </w:rPr>
+            </w:pPr>
+            <w:r>
+              <w:rPr>
+                <w:rFonts w:ascii="Times New Roman" w:hAnsi="Times New Roman" w:cs="Times New Roman"/>
+                <w:sz w:val="24"/>
+                <w:szCs w:val="24"/>
+              </w:rPr>
+              <w:t>__.__.2026</w:t>
+            </w:r>
+          </w:p>
+        </w:tc>
+      </w:tr>
+      <w:tr>
+        <w:trPr>
+          <w:trHeight w:val="437"/>
+        </w:trPr>
+        <w:tc>
+          <w:tcPr>
+            <w:tcW w:w="567" w:type="dxa"/>
+          </w:tcPr>
+          <w:p>
+            <w:pPr>
+              <w:pStyle w:val="a3"/>
+              <w:numPr>
+                <w:ilvl w:val="0"/>
+                <w:numId w:val="6"/>
+              </w:numPr>
+              <w:spacing w:line="276" w:lineRule="auto"/>
+              <w:rPr>
+                <w:rFonts w:ascii="Times New Roman" w:hAnsi="Times New Roman" w:cs="Times New Roman"/>
+                <w:sz w:val="24"/>
+                <w:szCs w:val="24"/>
+              </w:rPr>
+            </w:pPr>
+          </w:p>
+        </w:tc>
+        <w:tc>
+          <w:tcPr>
+            <w:tcW w:w="8535" w:type="dxa"/>
+          </w:tcPr>
+          <w:p>
+            <w:pPr>
+              <w:tabs>
+                <w:tab w:val="left" w:pos="5520"/>
+              </w:tabs>
+              <w:spacing w:after="0"/>
+              <w:rPr>
+                <w:rFonts w:ascii="Times New Roman" w:hAnsi="Times New Roman" w:cs="Times New Roman"/>
+                <w:sz w:val="24"/>
+                <w:szCs w:val="24"/>
+              </w:rPr>
+            </w:pPr>
+            <w:r>
+              <w:rPr>
+                <w:rFonts w:ascii="Times New Roman" w:hAnsi="Times New Roman" w:cs="Times New Roman"/>
+                <w:sz w:val="24"/>
+                <w:szCs w:val="24"/>
+              </w:rPr>
+              <w:t xml:space="preserve">Sharof Rashidov tumani MMTB informatika o‘qituvchilari ishtirokidagi kiberxavfsizlik targ‘ibot tadbiri foto va videotasvirga olindi, post tayyorlandi.</w:t>
+            </w:r>
+            <w:r>
+              <w:rPr>
+                <w:rFonts w:ascii="Times New Roman" w:hAnsi="Times New Roman" w:cs="Times New Roman"/>
+                <w:sz w:val="24"/>
+                <w:szCs w:val="24"/>
+              </w:rPr>
+              <w:t xml:space="preserve"> Havola: </w:t>
+            </w:r>
+            <w:hyperlink r:id="rId9079" w:history="1">
+              <w:r>
+                <w:rPr>
+                  <w:rFonts w:ascii="Times New Roman" w:hAnsi="Times New Roman" w:cs="Times New Roman"/>
+                  <w:color w:val="0000FF"/>
+                  <w:sz w:val="24"/>
+                  <w:szCs w:val="24"/>
+                  <w:u w:val="single"/>
+                </w:rPr>
+                <w:t>https://t.me/c/4437176233/396</w:t>
+              </w:r>
+            </w:hyperlink>
+            <w:r>
+              <w:rPr>
+                <w:rFonts w:ascii="Times New Roman" w:hAnsi="Times New Roman" w:cs="Times New Roman"/>
+                <w:sz w:val="24"/>
+                <w:szCs w:val="24"/>
+              </w:rPr>
+              <w:t xml:space="preserve">.</w:t>
+            </w:r>
+          </w:p>
+        </w:tc>
+        <w:tc>
+          <w:tcPr>
+            <w:tcW w:w="1701" w:type="dxa"/>
+          </w:tcPr>
+          <w:p>
+            <w:pPr>
+              <w:spacing w:after="0"/>
+              <w:jc w:val="center"/>
+              <w:rPr>
+                <w:rFonts w:ascii="Times New Roman" w:hAnsi="Times New Roman" w:cs="Times New Roman"/>
+                <w:sz w:val="24"/>
+                <w:szCs w:val="24"/>
+              </w:rPr>
+            </w:pPr>
+            <w:r>
+              <w:rPr>
+                <w:rFonts w:ascii="Times New Roman" w:hAnsi="Times New Roman" w:cs="Times New Roman"/>
+                <w:sz w:val="24"/>
+                <w:szCs w:val="24"/>
+              </w:rPr>
+              <w:t>__.__.2026</w:t>
+            </w:r>
+          </w:p>
+        </w:tc>
+      </w:tr>
+      <w:tr>
+        <w:trPr>
+          <w:trHeight w:val="437"/>
+        </w:trPr>
+        <w:tc>
+          <w:tcPr>
+            <w:tcW w:w="567" w:type="dxa"/>
+          </w:tcPr>
+          <w:p>
+            <w:pPr>
+              <w:pStyle w:val="a3"/>
+              <w:numPr>
+                <w:ilvl w:val="0"/>
+                <w:numId w:val="6"/>
+              </w:numPr>
+              <w:spacing w:line="276" w:lineRule="auto"/>
+              <w:rPr>
+                <w:rFonts w:ascii="Times New Roman" w:hAnsi="Times New Roman" w:cs="Times New Roman"/>
+                <w:sz w:val="24"/>
+                <w:szCs w:val="24"/>
+              </w:rPr>
+            </w:pPr>
+          </w:p>
+        </w:tc>
+        <w:tc>
+          <w:tcPr>
+            <w:tcW w:w="8535" w:type="dxa"/>
+          </w:tcPr>
+          <w:p>
+            <w:pPr>
+              <w:tabs>
+                <w:tab w:val="left" w:pos="5520"/>
+              </w:tabs>
+              <w:spacing w:after="0"/>
+              <w:rPr>
+                <w:rFonts w:ascii="Times New Roman" w:hAnsi="Times New Roman" w:cs="Times New Roman"/>
+                <w:sz w:val="24"/>
+                <w:szCs w:val="24"/>
+              </w:rPr>
+            </w:pPr>
+            <w:r>
+              <w:rPr>
+                <w:rFonts w:ascii="Times New Roman" w:hAnsi="Times New Roman" w:cs="Times New Roman"/>
+                <w:sz w:val="24"/>
+                <w:szCs w:val="24"/>
+              </w:rPr>
+              <w:t xml:space="preserve">Yoshlar shaharchasidagi konsert davomida o‘tkazilgan kiberxavfsizlik targ‘iboti (QR-kod orqali «APK Qo‘riqchi» o‘rnatish) foto va videotasvirga olindi, post tayyorlandi.</w:t>
+            </w:r>
+            <w:r>
+              <w:rPr>
+                <w:rFonts w:ascii="Times New Roman" w:hAnsi="Times New Roman" w:cs="Times New Roman"/>
+                <w:sz w:val="24"/>
+                <w:szCs w:val="24"/>
+              </w:rPr>
+              <w:t xml:space="preserve"> Havola: </w:t>
+            </w:r>
+            <w:hyperlink r:id="rId9080" w:history="1">
+              <w:r>
+                <w:rPr>
+                  <w:rFonts w:ascii="Times New Roman" w:hAnsi="Times New Roman" w:cs="Times New Roman"/>
+                  <w:color w:val="0000FF"/>
+                  <w:sz w:val="24"/>
+                  <w:szCs w:val="24"/>
+                  <w:u w:val="single"/>
+                </w:rPr>
+                <w:t>https://t.me/c/4437176233/397</w:t>
+              </w:r>
+            </w:hyperlink>
+            <w:r>
+              <w:rPr>
+                <w:rFonts w:ascii="Times New Roman" w:hAnsi="Times New Roman" w:cs="Times New Roman"/>
+                <w:sz w:val="24"/>
+                <w:szCs w:val="24"/>
+              </w:rPr>
+              <w:t xml:space="preserve">.</w:t>
+            </w:r>
+          </w:p>
+        </w:tc>
+        <w:tc>
+          <w:tcPr>
+            <w:tcW w:w="1701" w:type="dxa"/>
+          </w:tcPr>
+          <w:p>
+            <w:pPr>
+              <w:spacing w:after="0"/>
+              <w:jc w:val="center"/>
+              <w:rPr>
+                <w:rFonts w:ascii="Times New Roman" w:hAnsi="Times New Roman" w:cs="Times New Roman"/>
+                <w:sz w:val="24"/>
+                <w:szCs w:val="24"/>
+              </w:rPr>
+            </w:pPr>
+            <w:r>
+              <w:rPr>
+                <w:rFonts w:ascii="Times New Roman" w:hAnsi="Times New Roman" w:cs="Times New Roman"/>
+                <w:sz w:val="24"/>
+                <w:szCs w:val="24"/>
+              </w:rPr>
+              <w:t>__.__.2026</w:t>
+            </w:r>
+          </w:p>
+        </w:tc>
+      </w:tr>
+      <w:tr>
+        <w:trPr>
+          <w:trHeight w:val="437"/>
+        </w:trPr>
+        <w:tc>
+          <w:tcPr>
+            <w:tcW w:w="567" w:type="dxa"/>
+          </w:tcPr>
+          <w:p>
+            <w:pPr>
+              <w:pStyle w:val="a3"/>
+              <w:numPr>
+                <w:ilvl w:val="0"/>
+                <w:numId w:val="6"/>
+              </w:numPr>
+              <w:spacing w:line="276" w:lineRule="auto"/>
+              <w:rPr>
+                <w:rFonts w:ascii="Times New Roman" w:hAnsi="Times New Roman" w:cs="Times New Roman"/>
+                <w:sz w:val="24"/>
+                <w:szCs w:val="24"/>
+              </w:rPr>
+            </w:pPr>
+          </w:p>
+        </w:tc>
+        <w:tc>
+          <w:tcPr>
+            <w:tcW w:w="8535" w:type="dxa"/>
+          </w:tcPr>
+          <w:p>
+            <w:pPr>
+              <w:tabs>
+                <w:tab w:val="left" w:pos="5520"/>
+              </w:tabs>
+              <w:spacing w:after="0"/>
+              <w:rPr>
+                <w:rFonts w:ascii="Times New Roman" w:hAnsi="Times New Roman" w:cs="Times New Roman"/>
+                <w:sz w:val="24"/>
+                <w:szCs w:val="24"/>
+              </w:rPr>
+            </w:pPr>
+            <w:r>
+              <w:rPr>
+                <w:rFonts w:ascii="Times New Roman" w:hAnsi="Times New Roman" w:cs="Times New Roman"/>
+                <w:sz w:val="24"/>
+                <w:szCs w:val="24"/>
+              </w:rPr>
+              <w:t xml:space="preserve">Jizzax viloyati Gaz ta’minoti rahbariyati ishtirokidagi kiberxavfsizlik targ‘ibot tadbiri foto va videotasvirga olindi, post tayyorlandi.</w:t>
+            </w:r>
+            <w:r>
+              <w:rPr>
+                <w:rFonts w:ascii="Times New Roman" w:hAnsi="Times New Roman" w:cs="Times New Roman"/>
+                <w:sz w:val="24"/>
+                <w:szCs w:val="24"/>
+              </w:rPr>
+              <w:t xml:space="preserve"> Havola: </w:t>
+            </w:r>
+            <w:hyperlink r:id="rId9081" w:history="1">
+              <w:r>
+                <w:rPr>
+                  <w:rFonts w:ascii="Times New Roman" w:hAnsi="Times New Roman" w:cs="Times New Roman"/>
+                  <w:color w:val="0000FF"/>
+                  <w:sz w:val="24"/>
+                  <w:szCs w:val="24"/>
+                  <w:u w:val="single"/>
+                </w:rPr>
+                <w:t>https://t.me/c/4437176233/398</w:t>
+              </w:r>
+            </w:hyperlink>
+            <w:r>
+              <w:rPr>
+                <w:rFonts w:ascii="Times New Roman" w:hAnsi="Times New Roman" w:cs="Times New Roman"/>
+                <w:sz w:val="24"/>
+                <w:szCs w:val="24"/>
+              </w:rPr>
+              <w:t xml:space="preserve">.</w:t>
+            </w:r>
+          </w:p>
+        </w:tc>
+        <w:tc>
+          <w:tcPr>
+            <w:tcW w:w="1701" w:type="dxa"/>
+          </w:tcPr>
+          <w:p>
+            <w:pPr>
+              <w:spacing w:after="0"/>
+              <w:jc w:val="center"/>
+              <w:rPr>
+                <w:rFonts w:ascii="Times New Roman" w:hAnsi="Times New Roman" w:cs="Times New Roman"/>
+                <w:sz w:val="24"/>
+                <w:szCs w:val="24"/>
+              </w:rPr>
+            </w:pPr>
+            <w:r>
+              <w:rPr>
+                <w:rFonts w:ascii="Times New Roman" w:hAnsi="Times New Roman" w:cs="Times New Roman"/>
+                <w:sz w:val="24"/>
+                <w:szCs w:val="24"/>
+              </w:rPr>
+              <w:t>__.__.2026</w:t>
+            </w:r>
+          </w:p>
+        </w:tc>
+      </w:tr>
+      <w:tr>
+        <w:trPr>
+          <w:trHeight w:val="437"/>
+        </w:trPr>
+        <w:tc>
+          <w:tcPr>
+            <w:tcW w:w="567" w:type="dxa"/>
+          </w:tcPr>
+          <w:p>
+            <w:pPr>
+              <w:pStyle w:val="a3"/>
+              <w:numPr>
+                <w:ilvl w:val="0"/>
+                <w:numId w:val="6"/>
+              </w:numPr>
+              <w:spacing w:line="276" w:lineRule="auto"/>
+              <w:rPr>
+                <w:rFonts w:ascii="Times New Roman" w:hAnsi="Times New Roman" w:cs="Times New Roman"/>
+                <w:sz w:val="24"/>
+                <w:szCs w:val="24"/>
+              </w:rPr>
+            </w:pPr>
+          </w:p>
+        </w:tc>
+        <w:tc>
+          <w:tcPr>
+            <w:tcW w:w="8535" w:type="dxa"/>
+          </w:tcPr>
+          <w:p>
+            <w:pPr>
+              <w:tabs>
+                <w:tab w:val="left" w:pos="5520"/>
+              </w:tabs>
+              <w:spacing w:after="0"/>
+              <w:rPr>
+                <w:rFonts w:ascii="Times New Roman" w:hAnsi="Times New Roman" w:cs="Times New Roman"/>
+                <w:sz w:val="24"/>
+                <w:szCs w:val="24"/>
+              </w:rPr>
+            </w:pPr>
+            <w:r>
+              <w:rPr>
+                <w:rFonts w:ascii="Times New Roman" w:hAnsi="Times New Roman" w:cs="Times New Roman"/>
+                <w:sz w:val="24"/>
+                <w:szCs w:val="24"/>
+              </w:rPr>
+              <w:t xml:space="preserve">Sharof Rashidov tumani MMTB tadbiri bo‘yicha qo‘shimcha post tayyorlandi.</w:t>
+            </w:r>
+            <w:r>
+              <w:rPr>
+                <w:rFonts w:ascii="Times New Roman" w:hAnsi="Times New Roman" w:cs="Times New Roman"/>
+                <w:sz w:val="24"/>
+                <w:szCs w:val="24"/>
+              </w:rPr>
+              <w:t xml:space="preserve"> Havola: </w:t>
+            </w:r>
+            <w:hyperlink r:id="rId9082" w:history="1">
+              <w:r>
+                <w:rPr>
+                  <w:rFonts w:ascii="Times New Roman" w:hAnsi="Times New Roman" w:cs="Times New Roman"/>
+                  <w:color w:val="0000FF"/>
+                  <w:sz w:val="24"/>
+                  <w:szCs w:val="24"/>
+                  <w:u w:val="single"/>
+                </w:rPr>
+                <w:t>https://t.me/c/4437176233/399</w:t>
+              </w:r>
+            </w:hyperlink>
+            <w:r>
+              <w:rPr>
+                <w:rFonts w:ascii="Times New Roman" w:hAnsi="Times New Roman" w:cs="Times New Roman"/>
+                <w:sz w:val="24"/>
+                <w:szCs w:val="24"/>
+              </w:rPr>
+              <w:t xml:space="preserve">.</w:t>
+            </w:r>
+          </w:p>
+        </w:tc>
+        <w:tc>
+          <w:tcPr>
+            <w:tcW w:w="1701" w:type="dxa"/>
+          </w:tcPr>
+          <w:p>
+            <w:pPr>
+              <w:spacing w:after="0"/>
+              <w:jc w:val="center"/>
+              <w:rPr>
+                <w:rFonts w:ascii="Times New Roman" w:hAnsi="Times New Roman" w:cs="Times New Roman"/>
+                <w:sz w:val="24"/>
+                <w:szCs w:val="24"/>
+              </w:rPr>
+            </w:pPr>
+            <w:r>
+              <w:rPr>
+                <w:rFonts w:ascii="Times New Roman" w:hAnsi="Times New Roman" w:cs="Times New Roman"/>
+                <w:sz w:val="24"/>
+                <w:szCs w:val="24"/>
+              </w:rPr>
+              <w:t>__.__.2026</w:t>
+            </w:r>
+          </w:p>
+        </w:tc>
+      </w:tr>
+      <w:tr>
+        <w:trPr>
+          <w:trHeight w:val="437"/>
+        </w:trPr>
+        <w:tc>
+          <w:tcPr>
+            <w:tcW w:w="567" w:type="dxa"/>
+          </w:tcPr>
+          <w:p>
+            <w:pPr>
+              <w:pStyle w:val="a3"/>
+              <w:numPr>
+                <w:ilvl w:val="0"/>
+                <w:numId w:val="6"/>
+              </w:numPr>
+              <w:spacing w:line="276" w:lineRule="auto"/>
+              <w:rPr>
+                <w:rFonts w:ascii="Times New Roman" w:hAnsi="Times New Roman" w:cs="Times New Roman"/>
+                <w:sz w:val="24"/>
+                <w:szCs w:val="24"/>
+              </w:rPr>
+            </w:pPr>
+          </w:p>
+        </w:tc>
+        <w:tc>
+          <w:tcPr>
+            <w:tcW w:w="8535" w:type="dxa"/>
+          </w:tcPr>
+          <w:p>
+            <w:pPr>
+              <w:tabs>
+                <w:tab w:val="left" w:pos="5520"/>
+              </w:tabs>
+              <w:spacing w:after="0"/>
+              <w:rPr>
+                <w:rFonts w:ascii="Times New Roman" w:hAnsi="Times New Roman" w:cs="Times New Roman"/>
+                <w:sz w:val="24"/>
+                <w:szCs w:val="24"/>
+              </w:rPr>
+            </w:pPr>
+            <w:r>
+              <w:rPr>
+                <w:rFonts w:ascii="Times New Roman" w:hAnsi="Times New Roman" w:cs="Times New Roman"/>
+                <w:sz w:val="24"/>
+                <w:szCs w:val="24"/>
+              </w:rPr>
+              <w:t xml:space="preserve">«Hududgaz Jizzax» gaz ta’minoti filialidagi kiberxavfsizlik targ‘ibot tadbiri foto va videotasvirga olindi, post tayyorlandi.</w:t>
+            </w:r>
+            <w:r>
+              <w:rPr>
+                <w:rFonts w:ascii="Times New Roman" w:hAnsi="Times New Roman" w:cs="Times New Roman"/>
+                <w:sz w:val="24"/>
+                <w:szCs w:val="24"/>
+              </w:rPr>
+              <w:t xml:space="preserve"> Havola: </w:t>
+            </w:r>
+            <w:hyperlink r:id="rId9083" w:history="1">
+              <w:r>
+                <w:rPr>
+                  <w:rFonts w:ascii="Times New Roman" w:hAnsi="Times New Roman" w:cs="Times New Roman"/>
+                  <w:color w:val="0000FF"/>
+                  <w:sz w:val="24"/>
+                  <w:szCs w:val="24"/>
+                  <w:u w:val="single"/>
+                </w:rPr>
+                <w:t>https://t.me/c/4437176233/401</w:t>
+              </w:r>
+            </w:hyperlink>
+            <w:r>
+              <w:rPr>
+                <w:rFonts w:ascii="Times New Roman" w:hAnsi="Times New Roman" w:cs="Times New Roman"/>
+                <w:sz w:val="24"/>
+                <w:szCs w:val="24"/>
+              </w:rPr>
+              <w:t xml:space="preserve">.</w:t>
+            </w:r>
+          </w:p>
+        </w:tc>
+        <w:tc>
+          <w:tcPr>
+            <w:tcW w:w="1701" w:type="dxa"/>
+          </w:tcPr>
+          <w:p>
+            <w:pPr>
+              <w:spacing w:after="0"/>
+              <w:jc w:val="center"/>
+              <w:rPr>
+                <w:rFonts w:ascii="Times New Roman" w:hAnsi="Times New Roman" w:cs="Times New Roman"/>
+                <w:sz w:val="24"/>
+                <w:szCs w:val="24"/>
+              </w:rPr>
+            </w:pPr>
+            <w:r>
+              <w:rPr>
+                <w:rFonts w:ascii="Times New Roman" w:hAnsi="Times New Roman" w:cs="Times New Roman"/>
+                <w:sz w:val="24"/>
+                <w:szCs w:val="24"/>
+              </w:rPr>
+              <w:t>__.__.2026</w:t>
             </w:r>
           </w:p>
         </w:tc>

--- a/Malumotnoma_Oktyabr_2026_Kamolov_M_qisqa.docx
+++ b/Malumotnoma_Oktyabr_2026_Kamolov_M_qisqa.docx
@@ -284,7 +284,7 @@
                 <w:sz w:val="24"/>
                 <w:szCs w:val="24"/>
               </w:rPr>
-              <w:t>16.09.2026</w:t>
+              <w:t>01.09.2026</w:t>
             </w:r>
           </w:p>
         </w:tc>
@@ -407,7 +407,7 @@
                 <w:sz w:val="24"/>
                 <w:szCs w:val="24"/>
               </w:rPr>
-              <w:t>16.09.2026</w:t>
+              <w:t>02.09.2026</w:t>
             </w:r>
           </w:p>
         </w:tc>
@@ -530,7 +530,7 @@
                 <w:sz w:val="24"/>
                 <w:szCs w:val="24"/>
               </w:rPr>
-              <w:t>24.09.2026</w:t>
+              <w:t>02.09.2026</w:t>
             </w:r>
           </w:p>
         </w:tc>
@@ -653,7 +653,7 @@
                 <w:sz w:val="24"/>
                 <w:szCs w:val="24"/>
               </w:rPr>
-              <w:t>24.09.2026</w:t>
+              <w:t>03.09.2026</w:t>
             </w:r>
           </w:p>
         </w:tc>
@@ -776,7 +776,7 @@
                 <w:sz w:val="24"/>
                 <w:szCs w:val="24"/>
               </w:rPr>
-              <w:t>24.09.2026</w:t>
+              <w:t>03.09.2026</w:t>
             </w:r>
           </w:p>
         </w:tc>
@@ -899,7 +899,7 @@
                 <w:sz w:val="24"/>
                 <w:szCs w:val="24"/>
               </w:rPr>
-              <w:t>24.09.2026</w:t>
+              <w:t>04.09.2026</w:t>
             </w:r>
           </w:p>
         </w:tc>
@@ -1022,7 +1022,7 @@
                 <w:sz w:val="24"/>
                 <w:szCs w:val="24"/>
               </w:rPr>
-              <w:t>24.09.2026</w:t>
+              <w:t>05.09.2026</w:t>
             </w:r>
           </w:p>
         </w:tc>
@@ -1145,7 +1145,7 @@
                 <w:sz w:val="24"/>
                 <w:szCs w:val="24"/>
               </w:rPr>
-              <w:t>24.09.2026</w:t>
+              <w:t>05.09.2026</w:t>
             </w:r>
           </w:p>
         </w:tc>
@@ -1268,7 +1268,7 @@
                 <w:sz w:val="24"/>
                 <w:szCs w:val="24"/>
               </w:rPr>
-              <w:t>26.09.2026</w:t>
+              <w:t>06.09.2026</w:t>
             </w:r>
           </w:p>
         </w:tc>
@@ -1391,7 +1391,7 @@
                 <w:sz w:val="24"/>
                 <w:szCs w:val="24"/>
               </w:rPr>
-              <w:t>26.09.2026</w:t>
+              <w:t>06.09.2026</w:t>
             </w:r>
           </w:p>
         </w:tc>
@@ -1514,7 +1514,7 @@
                 <w:sz w:val="24"/>
                 <w:szCs w:val="24"/>
               </w:rPr>
-              <w:t>26.09.2026</w:t>
+              <w:t>07.09.2026</w:t>
             </w:r>
           </w:p>
         </w:tc>
@@ -1637,7 +1637,7 @@
                 <w:sz w:val="24"/>
                 <w:szCs w:val="24"/>
               </w:rPr>
-              <w:t>26.09.2026</w:t>
+              <w:t>08.09.2026</w:t>
             </w:r>
           </w:p>
         </w:tc>
@@ -1760,7 +1760,7 @@
                 <w:sz w:val="24"/>
                 <w:szCs w:val="24"/>
               </w:rPr>
-              <w:t>29.09.2026</w:t>
+              <w:t>08.09.2026</w:t>
             </w:r>
           </w:p>
         </w:tc>
@@ -1883,7 +1883,7 @@
                 <w:sz w:val="24"/>
                 <w:szCs w:val="24"/>
               </w:rPr>
-              <w:t>29.09.2026</w:t>
+              <w:t>09.09.2026</w:t>
             </w:r>
           </w:p>
         </w:tc>
@@ -2006,7 +2006,7 @@
                 <w:sz w:val="24"/>
                 <w:szCs w:val="24"/>
               </w:rPr>
-              <w:t>29.09.2026</w:t>
+              <w:t>09.09.2026</w:t>
             </w:r>
           </w:p>
         </w:tc>
@@ -2129,7 +2129,7 @@
                 <w:sz w:val="24"/>
                 <w:szCs w:val="24"/>
               </w:rPr>
-              <w:t>29.09.2026</w:t>
+              <w:t>10.09.2026</w:t>
             </w:r>
           </w:p>
         </w:tc>
@@ -2232,7 +2232,7 @@
                 <w:sz w:val="24"/>
                 <w:szCs w:val="24"/>
               </w:rPr>
-              <w:t>30.09.2026</w:t>
+              <w:t>11.09.2026</w:t>
             </w:r>
           </w:p>
         </w:tc>
@@ -2335,7 +2335,7 @@
                 <w:sz w:val="24"/>
                 <w:szCs w:val="24"/>
               </w:rPr>
-              <w:t>30.09.2026</w:t>
+              <w:t>11.09.2026</w:t>
             </w:r>
           </w:p>
         </w:tc>
@@ -2458,7 +2458,7 @@
                 <w:sz w:val="24"/>
                 <w:szCs w:val="24"/>
               </w:rPr>
-              <w:t>30.09.2026</w:t>
+              <w:t>12.09.2026</w:t>
             </w:r>
           </w:p>
         </w:tc>
@@ -2581,7 +2581,7 @@
                 <w:sz w:val="24"/>
                 <w:szCs w:val="24"/>
               </w:rPr>
-              <w:t>30.09.2026</w:t>
+              <w:t>12.09.2026</w:t>
             </w:r>
           </w:p>
         </w:tc>
@@ -2704,7 +2704,7 @@
                 <w:sz w:val="24"/>
                 <w:szCs w:val="24"/>
               </w:rPr>
-              <w:t>02.10.2026</w:t>
+              <w:t>13.09.2026</w:t>
             </w:r>
           </w:p>
         </w:tc>
@@ -2827,7 +2827,7 @@
                 <w:sz w:val="24"/>
                 <w:szCs w:val="24"/>
               </w:rPr>
-              <w:t>02.10.2026</w:t>
+              <w:t>14.09.2026</w:t>
             </w:r>
           </w:p>
         </w:tc>
@@ -2950,7 +2950,7 @@
                 <w:sz w:val="24"/>
                 <w:szCs w:val="24"/>
               </w:rPr>
-              <w:t>02.10.2026</w:t>
+              <w:t>14.09.2026</w:t>
             </w:r>
           </w:p>
         </w:tc>
@@ -3073,7 +3073,7 @@
                 <w:sz w:val="24"/>
                 <w:szCs w:val="24"/>
               </w:rPr>
-              <w:t>02.10.2026</w:t>
+              <w:t>15.09.2026</w:t>
             </w:r>
           </w:p>
         </w:tc>
@@ -3196,7 +3196,7 @@
                 <w:sz w:val="24"/>
                 <w:szCs w:val="24"/>
               </w:rPr>
-              <w:t>03.10.2026</w:t>
+              <w:t>15.09.2026</w:t>
             </w:r>
           </w:p>
         </w:tc>
@@ -3319,7 +3319,7 @@
                 <w:sz w:val="24"/>
                 <w:szCs w:val="24"/>
               </w:rPr>
-              <w:t>03.10.2026</w:t>
+              <w:t>16.09.2026</w:t>
             </w:r>
           </w:p>
         </w:tc>
@@ -3442,7 +3442,7 @@
                 <w:sz w:val="24"/>
                 <w:szCs w:val="24"/>
               </w:rPr>
-              <w:t>03.10.2026</w:t>
+              <w:t>17.09.2026</w:t>
             </w:r>
           </w:p>
         </w:tc>
@@ -3565,7 +3565,7 @@
                 <w:sz w:val="24"/>
                 <w:szCs w:val="24"/>
               </w:rPr>
-              <w:t>03.10.2026</w:t>
+              <w:t>17.09.2026</w:t>
             </w:r>
           </w:p>
         </w:tc>
@@ -3688,7 +3688,7 @@
                 <w:sz w:val="24"/>
                 <w:szCs w:val="24"/>
               </w:rPr>
-              <w:t>06.10.2026</w:t>
+              <w:t>18.09.2026</w:t>
             </w:r>
           </w:p>
         </w:tc>
@@ -3811,7 +3811,7 @@
                 <w:sz w:val="24"/>
                 <w:szCs w:val="24"/>
               </w:rPr>
-              <w:t>06.10.2026</w:t>
+              <w:t>19.09.2026</w:t>
             </w:r>
           </w:p>
         </w:tc>
@@ -3934,7 +3934,7 @@
                 <w:sz w:val="24"/>
                 <w:szCs w:val="24"/>
               </w:rPr>
-              <w:t>06.10.2026</w:t>
+              <w:t>19.09.2026</w:t>
             </w:r>
           </w:p>
         </w:tc>
@@ -4057,7 +4057,7 @@
                 <w:sz w:val="24"/>
                 <w:szCs w:val="24"/>
               </w:rPr>
-              <w:t>06.10.2026</w:t>
+              <w:t>20.09.2026</w:t>
             </w:r>
           </w:p>
         </w:tc>
@@ -4180,7 +4180,7 @@
                 <w:sz w:val="24"/>
                 <w:szCs w:val="24"/>
               </w:rPr>
-              <w:t>08.10.2026</w:t>
+              <w:t>20.09.2026</w:t>
             </w:r>
           </w:p>
         </w:tc>
@@ -4303,7 +4303,7 @@
                 <w:sz w:val="24"/>
                 <w:szCs w:val="24"/>
               </w:rPr>
-              <w:t>08.10.2026</w:t>
+              <w:t>21.09.2026</w:t>
             </w:r>
           </w:p>
         </w:tc>
@@ -4426,7 +4426,7 @@
                 <w:sz w:val="24"/>
                 <w:szCs w:val="24"/>
               </w:rPr>
-              <w:t>09.10.2026</w:t>
+              <w:t>22.09.2026</w:t>
             </w:r>
           </w:p>
         </w:tc>
@@ -4549,7 +4549,7 @@
                 <w:sz w:val="24"/>
                 <w:szCs w:val="24"/>
               </w:rPr>
-              <w:t>09.10.2026</w:t>
+              <w:t>22.09.2026</w:t>
             </w:r>
           </w:p>
         </w:tc>
@@ -4652,7 +4652,7 @@
                 <w:sz w:val="24"/>
                 <w:szCs w:val="24"/>
               </w:rPr>
-              <w:t>__.__.2026</w:t>
+              <w:t>23.09.2026</w:t>
             </w:r>
           </w:p>
         </w:tc>
@@ -4755,7 +4755,7 @@
                 <w:sz w:val="24"/>
                 <w:szCs w:val="24"/>
               </w:rPr>
-              <w:t>__.__.2026</w:t>
+              <w:t>23.09.2026</w:t>
             </w:r>
           </w:p>
         </w:tc>
@@ -4858,7 +4858,7 @@
                 <w:sz w:val="24"/>
                 <w:szCs w:val="24"/>
               </w:rPr>
-              <w:t>__.__.2026</w:t>
+              <w:t>24.09.2026</w:t>
             </w:r>
           </w:p>
         </w:tc>
@@ -4961,7 +4961,7 @@
                 <w:sz w:val="24"/>
                 <w:szCs w:val="24"/>
               </w:rPr>
-              <w:t>__.__.2026</w:t>
+              <w:t>25.09.2026</w:t>
             </w:r>
           </w:p>
         </w:tc>
@@ -5064,7 +5064,7 @@
                 <w:sz w:val="24"/>
                 <w:szCs w:val="24"/>
               </w:rPr>
-              <w:t>__.__.2026</w:t>
+              <w:t>25.09.2026</w:t>
             </w:r>
           </w:p>
         </w:tc>
@@ -5167,7 +5167,7 @@
                 <w:sz w:val="24"/>
                 <w:szCs w:val="24"/>
               </w:rPr>
-              <w:t>__.__.2026</w:t>
+              <w:t>26.09.2026</w:t>
             </w:r>
           </w:p>
         </w:tc>
@@ -5270,7 +5270,7 @@
                 <w:sz w:val="24"/>
                 <w:szCs w:val="24"/>
               </w:rPr>
-              <w:t>__.__.2026</w:t>
+              <w:t>26.09.2026</w:t>
             </w:r>
           </w:p>
         </w:tc>
@@ -5373,7 +5373,7 @@
                 <w:sz w:val="24"/>
                 <w:szCs w:val="24"/>
               </w:rPr>
-              <w:t>__.__.2026</w:t>
+              <w:t>27.09.2026</w:t>
             </w:r>
           </w:p>
         </w:tc>
@@ -5476,7 +5476,7 @@
                 <w:sz w:val="24"/>
                 <w:szCs w:val="24"/>
               </w:rPr>
-              <w:t>__.__.2026</w:t>
+              <w:t>28.09.2026</w:t>
             </w:r>
           </w:p>
         </w:tc>
@@ -5579,7 +5579,7 @@
                 <w:sz w:val="24"/>
                 <w:szCs w:val="24"/>
               </w:rPr>
-              <w:t>__.__.2026</w:t>
+              <w:t>28.09.2026</w:t>
             </w:r>
           </w:p>
         </w:tc>
@@ -5682,7 +5682,7 @@
                 <w:sz w:val="24"/>
                 <w:szCs w:val="24"/>
               </w:rPr>
-              <w:t>__.__.2026</w:t>
+              <w:t>29.09.2026</w:t>
             </w:r>
           </w:p>
         </w:tc>
@@ -5785,7 +5785,7 @@
                 <w:sz w:val="24"/>
                 <w:szCs w:val="24"/>
               </w:rPr>
-              <w:t>__.__.2026</w:t>
+              <w:t>29.09.2026</w:t>
             </w:r>
           </w:p>
         </w:tc>
@@ -5888,7 +5888,7 @@
                 <w:sz w:val="24"/>
                 <w:szCs w:val="24"/>
               </w:rPr>
-              <w:t>__.__.2026</w:t>
+              <w:t>30.09.2026</w:t>
             </w:r>
           </w:p>
         </w:tc>
